--- a/backend/scripts/sgq/rcc-pdf/templates/empresa.docx
+++ b/backend/scripts/sgq/rcc-pdf/templates/empresa.docx
@@ -53,16 +53,16 @@
               <w:rPr>
                 <w:rFonts w:ascii="Arial" w:hAnsi="Arial" w:cs="Arial"/>
                 <w:b/>
-                <w:sz w:val="16"/>
-                <w:szCs w:val="16"/>
-              </w:rPr>
-            </w:pPr>
-            <w:r>
-              <w:rPr>
-                <w:rFonts w:ascii="Arial" w:hAnsi="Arial" w:cs="Arial"/>
-                <w:b/>
-                <w:sz w:val="16"/>
-                <w:szCs w:val="16"/>
+                <w:sz w:val="26"/>
+                <w:szCs w:val="26"/>
+              </w:rPr>
+            </w:pPr>
+            <w:r>
+              <w:rPr>
+                <w:rFonts w:ascii="Arial" w:hAnsi="Arial" w:cs="Arial"/>
+                <w:b/>
+                <w:sz w:val="26"/>
+                <w:szCs w:val="26"/>
               </w:rPr>
               <w:t>REGISTRO DE RECLAMAÇÃO DE CLIENTE (RCC)</w:t>
             </w:r>
@@ -83,16 +83,16 @@
               <w:rPr>
                 <w:rFonts w:ascii="Arial" w:hAnsi="Arial" w:cs="Arial"/>
                 <w:b/>
-                <w:sz w:val="16"/>
-                <w:szCs w:val="16"/>
-              </w:rPr>
-            </w:pPr>
-            <w:r>
-              <w:rPr>
-                <w:rFonts w:ascii="Arial" w:hAnsi="Arial" w:cs="Arial"/>
-                <w:b/>
-                <w:sz w:val="16"/>
-                <w:szCs w:val="16"/>
+                <w:sz w:val="18"/>
+                <w:szCs w:val="18"/>
+              </w:rPr>
+            </w:pPr>
+            <w:r>
+              <w:rPr>
+                <w:rFonts w:ascii="Arial" w:hAnsi="Arial" w:cs="Arial"/>
+                <w:b/>
+                <w:sz w:val="18"/>
+                <w:szCs w:val="18"/>
               </w:rPr>
               <w:t>Nº R</w:t>
             </w:r>
@@ -100,8 +100,8 @@
               <w:rPr>
                 <w:rFonts w:ascii="Arial" w:hAnsi="Arial" w:cs="Arial"/>
                 <w:b/>
-                <w:sz w:val="16"/>
-                <w:szCs w:val="16"/>
+                <w:sz w:val="18"/>
+                <w:szCs w:val="18"/>
               </w:rPr>
               <w:t>eclamação:</w:t>
             </w:r>
@@ -117,8 +117,8 @@
               <w:rPr>
                 <w:rFonts w:ascii="Arial" w:hAnsi="Arial" w:cs="Arial"/>
                 <w:b/>
-                <w:sz w:val="16"/>
-                <w:szCs w:val="16"/>
+                <w:sz w:val="18"/>
+                <w:szCs w:val="18"/>
               </w:rPr>
             </w:pPr>
           </w:p>
@@ -134,16 +134,16 @@
               <w:rPr>
                 <w:rFonts w:ascii="Arial" w:hAnsi="Arial" w:cs="Arial"/>
                 <w:b/>
-                <w:sz w:val="16"/>
-                <w:szCs w:val="16"/>
-              </w:rPr>
-            </w:pPr>
-            <w:r>
-              <w:rPr>
-                <w:rFonts w:ascii="Arial" w:hAnsi="Arial" w:cs="Arial"/>
-                <w:b/>
-                <w:sz w:val="16"/>
-                <w:szCs w:val="16"/>
+                <w:sz w:val="18"/>
+                <w:szCs w:val="18"/>
+              </w:rPr>
+            </w:pPr>
+            <w:r>
+              <w:rPr>
+                <w:rFonts w:ascii="Arial" w:hAnsi="Arial" w:cs="Arial"/>
+                <w:b/>
+                <w:sz w:val="18"/>
+                <w:szCs w:val="18"/>
               </w:rPr>
               <w:t>Data do registro:</w:t>
             </w:r>
@@ -160,8 +160,8 @@
               <w:rPr>
                 <w:rFonts w:ascii="Arial" w:hAnsi="Arial" w:cs="Arial"/>
                 <w:b/>
-                <w:sz w:val="16"/>
-                <w:szCs w:val="16"/>
+                <w:sz w:val="18"/>
+                <w:szCs w:val="18"/>
               </w:rPr>
             </w:pPr>
           </w:p>
@@ -177,16 +177,16 @@
               <w:rPr>
                 <w:rFonts w:ascii="Arial" w:hAnsi="Arial" w:cs="Arial"/>
                 <w:b/>
-                <w:sz w:val="16"/>
-                <w:szCs w:val="16"/>
-              </w:rPr>
-            </w:pPr>
-            <w:r>
-              <w:rPr>
-                <w:rFonts w:ascii="Arial" w:hAnsi="Arial" w:cs="Arial"/>
-                <w:b/>
-                <w:sz w:val="16"/>
-                <w:szCs w:val="16"/>
+                <w:sz w:val="18"/>
+                <w:szCs w:val="18"/>
+              </w:rPr>
+            </w:pPr>
+            <w:r>
+              <w:rPr>
+                <w:rFonts w:ascii="Arial" w:hAnsi="Arial" w:cs="Arial"/>
+                <w:b/>
+                <w:sz w:val="18"/>
+                <w:szCs w:val="18"/>
               </w:rPr>
               <w:t>Data de fechamento:</w:t>
             </w:r>
@@ -204,8 +204,8 @@
               <w:rPr>
                 <w:rFonts w:ascii="Arial" w:hAnsi="Arial" w:cs="Arial"/>
                 <w:bCs/>
-                <w:sz w:val="16"/>
-                <w:szCs w:val="16"/>
+                <w:sz w:val="18"/>
+                <w:szCs w:val="18"/>
               </w:rPr>
             </w:pPr>
           </w:p>
@@ -222,16 +222,16 @@
               <w:rPr>
                 <w:rFonts w:ascii="Arial" w:hAnsi="Arial" w:cs="Arial"/>
                 <w:b/>
-                <w:sz w:val="16"/>
-                <w:szCs w:val="16"/>
-              </w:rPr>
-            </w:pPr>
-            <w:r>
-              <w:rPr>
-                <w:rFonts w:ascii="Arial" w:hAnsi="Arial" w:cs="Arial"/>
-                <w:bCs/>
-                <w:sz w:val="16"/>
-                <w:szCs w:val="16"/>
+                <w:sz w:val="18"/>
+                <w:szCs w:val="18"/>
+              </w:rPr>
+            </w:pPr>
+            <w:r>
+              <w:rPr>
+                <w:rFonts w:ascii="Arial" w:hAnsi="Arial" w:cs="Arial"/>
+                <w:bCs/>
+                <w:sz w:val="18"/>
+                <w:szCs w:val="18"/>
               </w:rPr>
               <w:t xml:space="preserve"> </w:t>
             </w:r>
@@ -239,8 +239,8 @@
               <w:rPr>
                 <w:rFonts w:ascii="Arial" w:hAnsi="Arial" w:cs="Arial"/>
                 <w:b/>
-                <w:sz w:val="16"/>
-                <w:szCs w:val="16"/>
+                <w:sz w:val="18"/>
+                <w:szCs w:val="18"/>
               </w:rPr>
               <w:t>Status atual:</w:t>
             </w:r>
@@ -257,8 +257,8 @@
               <w:rPr>
                 <w:rFonts w:ascii="Arial" w:hAnsi="Arial" w:cs="Arial"/>
                 <w:b/>
-                <w:sz w:val="16"/>
-                <w:szCs w:val="16"/>
+                <w:sz w:val="18"/>
+                <w:szCs w:val="18"/>
               </w:rPr>
             </w:pPr>
           </w:p>
@@ -282,17 +282,17 @@
               <w:rPr>
                 <w:rFonts w:ascii="Arial" w:hAnsi="Arial" w:cs="Arial"/>
                 <w:bCs/>
-                <w:sz w:val="16"/>
-                <w:szCs w:val="16"/>
-              </w:rPr>
-            </w:pPr>
-            <w:r>
-              <w:rPr>
-                <w:rFonts w:ascii="Arial" w:hAnsi="Arial" w:cs="Arial"/>
-                <w:b/>
-                <w:bCs/>
-                <w:sz w:val="16"/>
-                <w:szCs w:val="16"/>
+                <w:sz w:val="18"/>
+                <w:szCs w:val="18"/>
+              </w:rPr>
+            </w:pPr>
+            <w:r>
+              <w:rPr>
+                <w:rFonts w:ascii="Arial" w:hAnsi="Arial" w:cs="Arial"/>
+                <w:b/>
+                <w:bCs/>
+                <w:sz w:val="18"/>
+                <w:szCs w:val="18"/>
               </w:rPr>
               <w:t>IDENTIFICAÇÃO DO CLIENTE</w:t>
             </w:r>
@@ -313,16 +313,16 @@
               <w:rPr>
                 <w:rFonts w:ascii="Arial" w:hAnsi="Arial" w:cs="Arial"/>
                 <w:b/>
-                <w:sz w:val="16"/>
-                <w:szCs w:val="16"/>
-              </w:rPr>
-            </w:pPr>
-            <w:r>
-              <w:rPr>
-                <w:rFonts w:ascii="Arial" w:hAnsi="Arial" w:cs="Arial"/>
-                <w:b/>
-                <w:sz w:val="16"/>
-                <w:szCs w:val="16"/>
+                <w:sz w:val="18"/>
+                <w:szCs w:val="18"/>
+              </w:rPr>
+            </w:pPr>
+            <w:r>
+              <w:rPr>
+                <w:rFonts w:ascii="Arial" w:hAnsi="Arial" w:cs="Arial"/>
+                <w:b/>
+                <w:sz w:val="18"/>
+                <w:szCs w:val="18"/>
               </w:rPr>
               <w:t>Nome cliente consumidor:</w:t>
             </w:r>
@@ -340,16 +340,16 @@
               <w:rPr>
                 <w:rFonts w:ascii="Arial" w:hAnsi="Arial" w:cs="Arial"/>
                 <w:bCs/>
-                <w:sz w:val="16"/>
-                <w:szCs w:val="16"/>
-              </w:rPr>
-            </w:pPr>
-            <w:r>
-              <w:rPr>
-                <w:rFonts w:ascii="Arial" w:hAnsi="Arial" w:cs="Arial"/>
-                <w:b/>
-                <w:sz w:val="16"/>
-                <w:szCs w:val="16"/>
+                <w:sz w:val="18"/>
+                <w:szCs w:val="18"/>
+              </w:rPr>
+            </w:pPr>
+            <w:r>
+              <w:rPr>
+                <w:rFonts w:ascii="Arial" w:hAnsi="Arial" w:cs="Arial"/>
+                <w:b/>
+                <w:sz w:val="18"/>
+                <w:szCs w:val="18"/>
               </w:rPr>
               <w:t xml:space="preserve"> </w:t>
             </w:r>
@@ -374,16 +374,16 @@
               <w:rPr>
                 <w:rFonts w:ascii="Arial" w:hAnsi="Arial" w:cs="Arial"/>
                 <w:b/>
-                <w:sz w:val="16"/>
-                <w:szCs w:val="16"/>
-              </w:rPr>
-            </w:pPr>
-            <w:r>
-              <w:rPr>
-                <w:rFonts w:ascii="Arial" w:hAnsi="Arial" w:cs="Arial"/>
-                <w:b/>
-                <w:sz w:val="16"/>
-                <w:szCs w:val="16"/>
+                <w:sz w:val="18"/>
+                <w:szCs w:val="18"/>
+              </w:rPr>
+            </w:pPr>
+            <w:r>
+              <w:rPr>
+                <w:rFonts w:ascii="Arial" w:hAnsi="Arial" w:cs="Arial"/>
+                <w:b/>
+                <w:sz w:val="18"/>
+                <w:szCs w:val="18"/>
               </w:rPr>
               <w:t>Nome cliente revendedor</w:t>
             </w:r>
@@ -401,8 +401,8 @@
               <w:rPr>
                 <w:rFonts w:ascii="Arial" w:hAnsi="Arial" w:cs="Arial"/>
                 <w:bCs/>
-                <w:sz w:val="16"/>
-                <w:szCs w:val="16"/>
+                <w:sz w:val="18"/>
+                <w:szCs w:val="18"/>
               </w:rPr>
             </w:pPr>
           </w:p>
@@ -425,16 +425,16 @@
               <w:rPr>
                 <w:rFonts w:ascii="Arial" w:hAnsi="Arial" w:cs="Arial"/>
                 <w:b/>
-                <w:sz w:val="16"/>
-                <w:szCs w:val="16"/>
-              </w:rPr>
-            </w:pPr>
-            <w:r>
-              <w:rPr>
-                <w:rFonts w:ascii="Arial" w:hAnsi="Arial" w:cs="Arial"/>
-                <w:b/>
-                <w:sz w:val="16"/>
-                <w:szCs w:val="16"/>
+                <w:sz w:val="18"/>
+                <w:szCs w:val="18"/>
+              </w:rPr>
+            </w:pPr>
+            <w:r>
+              <w:rPr>
+                <w:rFonts w:ascii="Arial" w:hAnsi="Arial" w:cs="Arial"/>
+                <w:b/>
+                <w:sz w:val="18"/>
+                <w:szCs w:val="18"/>
               </w:rPr>
               <w:t>Contato:</w:t>
             </w:r>
@@ -455,16 +455,16 @@
               <w:rPr>
                 <w:rFonts w:ascii="Arial" w:hAnsi="Arial" w:cs="Arial"/>
                 <w:bCs/>
-                <w:sz w:val="16"/>
-                <w:szCs w:val="16"/>
-              </w:rPr>
-            </w:pPr>
-            <w:r>
-              <w:rPr>
-                <w:rFonts w:ascii="Arial" w:hAnsi="Arial" w:cs="Arial"/>
-                <w:bCs/>
-                <w:sz w:val="16"/>
-                <w:szCs w:val="16"/>
+                <w:sz w:val="18"/>
+                <w:szCs w:val="18"/>
+              </w:rPr>
+            </w:pPr>
+            <w:r>
+              <w:rPr>
+                <w:rFonts w:ascii="Arial" w:hAnsi="Arial" w:cs="Arial"/>
+                <w:bCs/>
+                <w:sz w:val="18"/>
+                <w:szCs w:val="18"/>
               </w:rPr>
               <w:t xml:space="preserve"> </w:t>
             </w:r>
@@ -493,16 +493,16 @@
               <w:rPr>
                 <w:rFonts w:ascii="Arial" w:hAnsi="Arial" w:cs="Arial"/>
                 <w:b/>
-                <w:sz w:val="16"/>
-                <w:szCs w:val="16"/>
-              </w:rPr>
-            </w:pPr>
-            <w:r>
-              <w:rPr>
-                <w:rFonts w:ascii="Arial" w:hAnsi="Arial" w:cs="Arial"/>
-                <w:b/>
-                <w:sz w:val="16"/>
-                <w:szCs w:val="16"/>
+                <w:sz w:val="18"/>
+                <w:szCs w:val="18"/>
+              </w:rPr>
+            </w:pPr>
+            <w:r>
+              <w:rPr>
+                <w:rFonts w:ascii="Arial" w:hAnsi="Arial" w:cs="Arial"/>
+                <w:b/>
+                <w:sz w:val="18"/>
+                <w:szCs w:val="18"/>
               </w:rPr>
               <w:t>Cidade</w:t>
             </w:r>
@@ -510,8 +510,8 @@
               <w:rPr>
                 <w:rFonts w:ascii="Arial" w:hAnsi="Arial" w:cs="Arial"/>
                 <w:b/>
-                <w:sz w:val="16"/>
-                <w:szCs w:val="16"/>
+                <w:sz w:val="18"/>
+                <w:szCs w:val="18"/>
               </w:rPr>
               <w:t>:</w:t>
             </w:r>
@@ -532,8 +532,8 @@
               <w:rPr>
                 <w:rFonts w:ascii="Arial" w:hAnsi="Arial" w:cs="Arial"/>
                 <w:bCs/>
-                <w:sz w:val="16"/>
-                <w:szCs w:val="16"/>
+                <w:sz w:val="18"/>
+                <w:szCs w:val="18"/>
               </w:rPr>
             </w:pPr>
           </w:p>
@@ -556,16 +556,16 @@
               <w:rPr>
                 <w:rFonts w:ascii="Arial" w:hAnsi="Arial" w:cs="Arial"/>
                 <w:b/>
-                <w:sz w:val="16"/>
-                <w:szCs w:val="16"/>
-              </w:rPr>
-            </w:pPr>
-            <w:r>
-              <w:rPr>
-                <w:rFonts w:ascii="Arial" w:hAnsi="Arial" w:cs="Arial"/>
-                <w:b/>
-                <w:sz w:val="16"/>
-                <w:szCs w:val="16"/>
+                <w:sz w:val="18"/>
+                <w:szCs w:val="18"/>
+              </w:rPr>
+            </w:pPr>
+            <w:r>
+              <w:rPr>
+                <w:rFonts w:ascii="Arial" w:hAnsi="Arial" w:cs="Arial"/>
+                <w:b/>
+                <w:sz w:val="18"/>
+                <w:szCs w:val="18"/>
               </w:rPr>
               <w:t>Telefone:</w:t>
             </w:r>
@@ -586,16 +586,16 @@
               <w:rPr>
                 <w:rFonts w:ascii="Arial" w:hAnsi="Arial" w:cs="Arial"/>
                 <w:bCs/>
-                <w:sz w:val="16"/>
-                <w:szCs w:val="16"/>
-              </w:rPr>
-            </w:pPr>
-            <w:r>
-              <w:rPr>
-                <w:rFonts w:ascii="Arial" w:hAnsi="Arial" w:cs="Arial"/>
-                <w:bCs/>
-                <w:sz w:val="16"/>
-                <w:szCs w:val="16"/>
+                <w:sz w:val="18"/>
+                <w:szCs w:val="18"/>
+              </w:rPr>
+            </w:pPr>
+            <w:r>
+              <w:rPr>
+                <w:rFonts w:ascii="Arial" w:hAnsi="Arial" w:cs="Arial"/>
+                <w:bCs/>
+                <w:sz w:val="18"/>
+                <w:szCs w:val="18"/>
               </w:rPr>
               <w:t xml:space="preserve"> </w:t>
             </w:r>
@@ -627,16 +627,16 @@
               <w:rPr>
                 <w:rFonts w:ascii="Arial" w:hAnsi="Arial" w:cs="Arial"/>
                 <w:b/>
-                <w:sz w:val="16"/>
-                <w:szCs w:val="16"/>
-              </w:rPr>
-            </w:pPr>
-            <w:r>
-              <w:rPr>
-                <w:rFonts w:ascii="Arial" w:hAnsi="Arial" w:cs="Arial"/>
-                <w:b/>
-                <w:sz w:val="16"/>
-                <w:szCs w:val="16"/>
+                <w:sz w:val="18"/>
+                <w:szCs w:val="18"/>
+              </w:rPr>
+            </w:pPr>
+            <w:r>
+              <w:rPr>
+                <w:rFonts w:ascii="Arial" w:hAnsi="Arial" w:cs="Arial"/>
+                <w:b/>
+                <w:sz w:val="18"/>
+                <w:szCs w:val="18"/>
               </w:rPr>
               <w:t>Bairro:</w:t>
             </w:r>
@@ -657,8 +657,8 @@
               <w:rPr>
                 <w:rFonts w:ascii="Arial" w:hAnsi="Arial" w:cs="Arial"/>
                 <w:bCs/>
-                <w:sz w:val="16"/>
-                <w:szCs w:val="16"/>
+                <w:sz w:val="18"/>
+                <w:szCs w:val="18"/>
               </w:rPr>
             </w:pPr>
           </w:p>
@@ -681,16 +681,16 @@
               <w:rPr>
                 <w:rFonts w:ascii="Arial" w:hAnsi="Arial" w:cs="Arial"/>
                 <w:b/>
-                <w:sz w:val="16"/>
-                <w:szCs w:val="16"/>
-              </w:rPr>
-            </w:pPr>
-            <w:r>
-              <w:rPr>
-                <w:rFonts w:ascii="Arial" w:hAnsi="Arial" w:cs="Arial"/>
-                <w:b/>
-                <w:sz w:val="16"/>
-                <w:szCs w:val="16"/>
+                <w:sz w:val="18"/>
+                <w:szCs w:val="18"/>
+              </w:rPr>
+            </w:pPr>
+            <w:r>
+              <w:rPr>
+                <w:rFonts w:ascii="Arial" w:hAnsi="Arial" w:cs="Arial"/>
+                <w:b/>
+                <w:sz w:val="18"/>
+                <w:szCs w:val="18"/>
               </w:rPr>
               <w:t>Endereço:</w:t>
             </w:r>
@@ -711,8 +711,8 @@
               <w:rPr>
                 <w:rFonts w:ascii="Arial" w:hAnsi="Arial" w:cs="Arial"/>
                 <w:bCs/>
-                <w:sz w:val="16"/>
-                <w:szCs w:val="16"/>
+                <w:sz w:val="18"/>
+                <w:szCs w:val="18"/>
               </w:rPr>
             </w:pPr>
           </w:p>
@@ -733,16 +733,16 @@
               <w:rPr>
                 <w:rFonts w:ascii="Arial" w:hAnsi="Arial" w:cs="Arial"/>
                 <w:b/>
-                <w:sz w:val="16"/>
-                <w:szCs w:val="16"/>
-              </w:rPr>
-            </w:pPr>
-            <w:r>
-              <w:rPr>
-                <w:rFonts w:ascii="Arial" w:hAnsi="Arial" w:cs="Arial"/>
-                <w:b/>
-                <w:sz w:val="16"/>
-                <w:szCs w:val="16"/>
+                <w:sz w:val="18"/>
+                <w:szCs w:val="18"/>
+              </w:rPr>
+            </w:pPr>
+            <w:r>
+              <w:rPr>
+                <w:rFonts w:ascii="Arial" w:hAnsi="Arial" w:cs="Arial"/>
+                <w:b/>
+                <w:sz w:val="18"/>
+                <w:szCs w:val="18"/>
               </w:rPr>
               <w:t>Ponto De Referência:</w:t>
             </w:r>
@@ -763,8 +763,8 @@
               <w:rPr>
                 <w:rFonts w:ascii="Arial" w:hAnsi="Arial" w:cs="Arial"/>
                 <w:bCs/>
-                <w:sz w:val="16"/>
-                <w:szCs w:val="16"/>
+                <w:sz w:val="18"/>
+                <w:szCs w:val="18"/>
               </w:rPr>
             </w:pPr>
           </w:p>
@@ -791,17 +791,17 @@
               <w:rPr>
                 <w:rFonts w:ascii="Arial" w:hAnsi="Arial" w:cs="Arial"/>
                 <w:bCs/>
-                <w:sz w:val="16"/>
-                <w:szCs w:val="16"/>
-              </w:rPr>
-            </w:pPr>
-            <w:r>
-              <w:rPr>
-                <w:rFonts w:ascii="Arial" w:hAnsi="Arial" w:cs="Arial"/>
-                <w:b/>
-                <w:bCs/>
-                <w:sz w:val="16"/>
-                <w:szCs w:val="16"/>
+                <w:sz w:val="18"/>
+                <w:szCs w:val="18"/>
+              </w:rPr>
+            </w:pPr>
+            <w:r>
+              <w:rPr>
+                <w:rFonts w:ascii="Arial" w:hAnsi="Arial" w:cs="Arial"/>
+                <w:b/>
+                <w:bCs/>
+                <w:sz w:val="18"/>
+                <w:szCs w:val="18"/>
               </w:rPr>
               <w:t>IDENTIFICAÇÃO DO PRODUTO</w:t>
             </w:r>
@@ -827,17 +827,17 @@
                 <w:rFonts w:ascii="Arial" w:hAnsi="Arial" w:cs="Arial"/>
                 <w:b/>
                 <w:bCs/>
-                <w:sz w:val="16"/>
-                <w:szCs w:val="16"/>
-              </w:rPr>
-            </w:pPr>
-            <w:r>
-              <w:rPr>
-                <w:rFonts w:ascii="Arial" w:hAnsi="Arial" w:cs="Arial"/>
-                <w:b/>
-                <w:bCs/>
-                <w:sz w:val="16"/>
-                <w:szCs w:val="16"/>
+                <w:sz w:val="18"/>
+                <w:szCs w:val="18"/>
+              </w:rPr>
+            </w:pPr>
+            <w:r>
+              <w:rPr>
+                <w:rFonts w:ascii="Arial" w:hAnsi="Arial" w:cs="Arial"/>
+                <w:b/>
+                <w:bCs/>
+                <w:sz w:val="18"/>
+                <w:szCs w:val="18"/>
               </w:rPr>
               <w:t>Produto</w:t>
             </w:r>
@@ -846,8 +846,8 @@
                 <w:rFonts w:ascii="Arial" w:hAnsi="Arial" w:cs="Arial"/>
                 <w:b/>
                 <w:bCs/>
-                <w:sz w:val="16"/>
-                <w:szCs w:val="16"/>
+                <w:sz w:val="18"/>
+                <w:szCs w:val="18"/>
               </w:rPr>
               <w:t>:</w:t>
             </w:r>
@@ -868,8 +868,8 @@
                 <w:rFonts w:ascii="Arial" w:hAnsi="Arial" w:cs="Arial"/>
                 <w:b/>
                 <w:bCs/>
-                <w:sz w:val="16"/>
-                <w:szCs w:val="16"/>
+                <w:sz w:val="18"/>
+                <w:szCs w:val="18"/>
               </w:rPr>
             </w:pPr>
           </w:p>
@@ -889,17 +889,17 @@
                 <w:rFonts w:ascii="Arial" w:hAnsi="Arial" w:cs="Arial"/>
                 <w:b/>
                 <w:bCs/>
-                <w:sz w:val="16"/>
-                <w:szCs w:val="16"/>
-              </w:rPr>
-            </w:pPr>
-            <w:r>
-              <w:rPr>
-                <w:rFonts w:ascii="Arial" w:hAnsi="Arial" w:cs="Arial"/>
-                <w:b/>
-                <w:bCs/>
-                <w:sz w:val="16"/>
-                <w:szCs w:val="16"/>
+                <w:sz w:val="18"/>
+                <w:szCs w:val="18"/>
+              </w:rPr>
+            </w:pPr>
+            <w:r>
+              <w:rPr>
+                <w:rFonts w:ascii="Arial" w:hAnsi="Arial" w:cs="Arial"/>
+                <w:b/>
+                <w:bCs/>
+                <w:sz w:val="18"/>
+                <w:szCs w:val="18"/>
               </w:rPr>
               <w:t>Nº Série/Lote Do Produto:</w:t>
             </w:r>
@@ -920,8 +920,8 @@
                 <w:rFonts w:ascii="Arial" w:hAnsi="Arial" w:cs="Arial"/>
                 <w:b/>
                 <w:bCs/>
-                <w:sz w:val="16"/>
-                <w:szCs w:val="16"/>
+                <w:sz w:val="18"/>
+                <w:szCs w:val="18"/>
               </w:rPr>
             </w:pPr>
           </w:p>
@@ -946,17 +946,17 @@
                 <w:rFonts w:ascii="Arial" w:hAnsi="Arial" w:cs="Arial"/>
                 <w:b/>
                 <w:bCs/>
-                <w:sz w:val="16"/>
-                <w:szCs w:val="16"/>
-              </w:rPr>
-            </w:pPr>
-            <w:r>
-              <w:rPr>
-                <w:rFonts w:ascii="Arial" w:hAnsi="Arial" w:cs="Arial"/>
-                <w:b/>
-                <w:bCs/>
-                <w:sz w:val="16"/>
-                <w:szCs w:val="16"/>
+                <w:sz w:val="18"/>
+                <w:szCs w:val="18"/>
+              </w:rPr>
+            </w:pPr>
+            <w:r>
+              <w:rPr>
+                <w:rFonts w:ascii="Arial" w:hAnsi="Arial" w:cs="Arial"/>
+                <w:b/>
+                <w:bCs/>
+                <w:sz w:val="18"/>
+                <w:szCs w:val="18"/>
               </w:rPr>
               <w:t xml:space="preserve">Data Emissão </w:t>
             </w:r>
@@ -966,8 +966,8 @@
                 <w:rFonts w:ascii="Arial" w:hAnsi="Arial" w:cs="Arial"/>
                 <w:b/>
                 <w:bCs/>
-                <w:sz w:val="16"/>
-                <w:szCs w:val="16"/>
+                <w:sz w:val="18"/>
+                <w:szCs w:val="18"/>
               </w:rPr>
               <w:t>Nf</w:t>
             </w:r>
@@ -977,8 +977,8 @@
                 <w:rFonts w:ascii="Arial" w:hAnsi="Arial" w:cs="Arial"/>
                 <w:b/>
                 <w:bCs/>
-                <w:sz w:val="16"/>
-                <w:szCs w:val="16"/>
+                <w:sz w:val="18"/>
+                <w:szCs w:val="18"/>
               </w:rPr>
               <w:t>:</w:t>
             </w:r>
@@ -999,8 +999,8 @@
                 <w:rFonts w:ascii="Arial" w:hAnsi="Arial" w:cs="Arial"/>
                 <w:b/>
                 <w:bCs/>
-                <w:sz w:val="16"/>
-                <w:szCs w:val="16"/>
+                <w:sz w:val="18"/>
+                <w:szCs w:val="18"/>
               </w:rPr>
             </w:pPr>
           </w:p>
@@ -1020,17 +1020,17 @@
                 <w:rFonts w:ascii="Arial" w:hAnsi="Arial" w:cs="Arial"/>
                 <w:b/>
                 <w:bCs/>
-                <w:sz w:val="16"/>
-                <w:szCs w:val="16"/>
-              </w:rPr>
-            </w:pPr>
-            <w:r>
-              <w:rPr>
-                <w:rFonts w:ascii="Arial" w:hAnsi="Arial" w:cs="Arial"/>
-                <w:b/>
-                <w:bCs/>
-                <w:sz w:val="16"/>
-                <w:szCs w:val="16"/>
+                <w:sz w:val="18"/>
+                <w:szCs w:val="18"/>
+              </w:rPr>
+            </w:pPr>
+            <w:r>
+              <w:rPr>
+                <w:rFonts w:ascii="Arial" w:hAnsi="Arial" w:cs="Arial"/>
+                <w:b/>
+                <w:bCs/>
+                <w:sz w:val="18"/>
+                <w:szCs w:val="18"/>
               </w:rPr>
               <w:t>Nota Fiscal Nº</w:t>
             </w:r>
@@ -1039,8 +1039,8 @@
                 <w:rFonts w:ascii="Arial" w:hAnsi="Arial" w:cs="Arial"/>
                 <w:b/>
                 <w:bCs/>
-                <w:sz w:val="16"/>
-                <w:szCs w:val="16"/>
+                <w:sz w:val="18"/>
+                <w:szCs w:val="18"/>
               </w:rPr>
               <w:t>:</w:t>
             </w:r>
@@ -1061,8 +1061,8 @@
                 <w:rFonts w:ascii="Arial" w:hAnsi="Arial" w:cs="Arial"/>
                 <w:b/>
                 <w:bCs/>
-                <w:sz w:val="16"/>
-                <w:szCs w:val="16"/>
+                <w:sz w:val="18"/>
+                <w:szCs w:val="18"/>
               </w:rPr>
             </w:pPr>
           </w:p>
@@ -1087,17 +1087,17 @@
                 <w:rFonts w:ascii="Arial" w:hAnsi="Arial" w:cs="Arial"/>
                 <w:b/>
                 <w:bCs/>
-                <w:sz w:val="16"/>
-                <w:szCs w:val="16"/>
-              </w:rPr>
-            </w:pPr>
-            <w:r>
-              <w:rPr>
-                <w:rFonts w:ascii="Arial" w:hAnsi="Arial" w:cs="Arial"/>
-                <w:b/>
-                <w:bCs/>
-                <w:sz w:val="16"/>
-                <w:szCs w:val="16"/>
+                <w:sz w:val="18"/>
+                <w:szCs w:val="18"/>
+              </w:rPr>
+            </w:pPr>
+            <w:r>
+              <w:rPr>
+                <w:rFonts w:ascii="Arial" w:hAnsi="Arial" w:cs="Arial"/>
+                <w:b/>
+                <w:bCs/>
+                <w:sz w:val="18"/>
+                <w:szCs w:val="18"/>
               </w:rPr>
               <w:t>Quantidade</w:t>
             </w:r>
@@ -1106,8 +1106,8 @@
                 <w:rFonts w:ascii="Arial" w:hAnsi="Arial" w:cs="Arial"/>
                 <w:b/>
                 <w:bCs/>
-                <w:sz w:val="16"/>
-                <w:szCs w:val="16"/>
+                <w:sz w:val="18"/>
+                <w:szCs w:val="18"/>
               </w:rPr>
               <w:t>:</w:t>
             </w:r>
@@ -1128,8 +1128,8 @@
                 <w:rFonts w:ascii="Arial" w:hAnsi="Arial" w:cs="Arial"/>
                 <w:b/>
                 <w:bCs/>
-                <w:sz w:val="16"/>
-                <w:szCs w:val="16"/>
+                <w:sz w:val="18"/>
+                <w:szCs w:val="18"/>
               </w:rPr>
             </w:pPr>
           </w:p>
@@ -1149,17 +1149,17 @@
                 <w:rFonts w:ascii="Arial" w:hAnsi="Arial" w:cs="Arial"/>
                 <w:b/>
                 <w:bCs/>
-                <w:sz w:val="16"/>
-                <w:szCs w:val="16"/>
-              </w:rPr>
-            </w:pPr>
-            <w:r>
-              <w:rPr>
-                <w:rFonts w:ascii="Arial" w:hAnsi="Arial" w:cs="Arial"/>
-                <w:b/>
-                <w:bCs/>
-                <w:sz w:val="16"/>
-                <w:szCs w:val="16"/>
+                <w:sz w:val="18"/>
+                <w:szCs w:val="18"/>
+              </w:rPr>
+            </w:pPr>
+            <w:r>
+              <w:rPr>
+                <w:rFonts w:ascii="Arial" w:hAnsi="Arial" w:cs="Arial"/>
+                <w:b/>
+                <w:bCs/>
+                <w:sz w:val="18"/>
+                <w:szCs w:val="18"/>
               </w:rPr>
               <w:t>Pedido Nº</w:t>
             </w:r>
@@ -1168,8 +1168,8 @@
                 <w:rFonts w:ascii="Arial" w:hAnsi="Arial" w:cs="Arial"/>
                 <w:b/>
                 <w:bCs/>
-                <w:sz w:val="16"/>
-                <w:szCs w:val="16"/>
+                <w:sz w:val="18"/>
+                <w:szCs w:val="18"/>
               </w:rPr>
               <w:t>:</w:t>
             </w:r>
@@ -1190,8 +1190,8 @@
                 <w:rFonts w:ascii="Arial" w:hAnsi="Arial" w:cs="Arial"/>
                 <w:b/>
                 <w:bCs/>
-                <w:sz w:val="16"/>
-                <w:szCs w:val="16"/>
+                <w:sz w:val="18"/>
+                <w:szCs w:val="18"/>
               </w:rPr>
             </w:pPr>
           </w:p>
@@ -1216,17 +1216,17 @@
                 <w:rFonts w:ascii="Arial" w:hAnsi="Arial" w:cs="Arial"/>
                 <w:b/>
                 <w:bCs/>
-                <w:sz w:val="16"/>
-                <w:szCs w:val="16"/>
-              </w:rPr>
-            </w:pPr>
-            <w:r>
-              <w:rPr>
-                <w:rFonts w:ascii="Arial" w:hAnsi="Arial" w:cs="Arial"/>
-                <w:b/>
-                <w:bCs/>
-                <w:sz w:val="16"/>
-                <w:szCs w:val="16"/>
+                <w:sz w:val="18"/>
+                <w:szCs w:val="18"/>
+              </w:rPr>
+            </w:pPr>
+            <w:r>
+              <w:rPr>
+                <w:rFonts w:ascii="Arial" w:hAnsi="Arial" w:cs="Arial"/>
+                <w:b/>
+                <w:bCs/>
+                <w:sz w:val="18"/>
+                <w:szCs w:val="18"/>
               </w:rPr>
               <w:t>1 - RECLAMAÇÃO / SUGESTÃO</w:t>
             </w:r>
@@ -1252,17 +1252,17 @@
                 <w:rFonts w:ascii="Arial" w:hAnsi="Arial" w:cs="Arial"/>
                 <w:b/>
                 <w:bCs/>
-                <w:sz w:val="16"/>
-                <w:szCs w:val="16"/>
-              </w:rPr>
-            </w:pPr>
-            <w:r>
-              <w:rPr>
-                <w:rFonts w:ascii="Arial" w:hAnsi="Arial" w:cs="Arial"/>
-                <w:b/>
-                <w:bCs/>
-                <w:sz w:val="16"/>
-                <w:szCs w:val="16"/>
+                <w:sz w:val="18"/>
+                <w:szCs w:val="18"/>
+              </w:rPr>
+            </w:pPr>
+            <w:r>
+              <w:rPr>
+                <w:rFonts w:ascii="Arial" w:hAnsi="Arial" w:cs="Arial"/>
+                <w:b/>
+                <w:bCs/>
+                <w:sz w:val="18"/>
+                <w:szCs w:val="18"/>
               </w:rPr>
               <w:t>Tipo de reclamação</w:t>
             </w:r>
@@ -1283,8 +1283,8 @@
                 <w:rFonts w:ascii="Arial" w:hAnsi="Arial" w:cs="Arial"/>
                 <w:b/>
                 <w:bCs/>
-                <w:sz w:val="16"/>
-                <w:szCs w:val="16"/>
+                <w:sz w:val="18"/>
+                <w:szCs w:val="18"/>
               </w:rPr>
             </w:pPr>
           </w:p>
@@ -1309,17 +1309,17 @@
                 <w:rFonts w:ascii="Arial" w:hAnsi="Arial" w:cs="Arial"/>
                 <w:b/>
                 <w:bCs/>
-                <w:sz w:val="16"/>
-                <w:szCs w:val="16"/>
-              </w:rPr>
-            </w:pPr>
-            <w:r>
-              <w:rPr>
-                <w:rFonts w:ascii="Arial" w:hAnsi="Arial" w:cs="Arial"/>
-                <w:b/>
-                <w:bCs/>
-                <w:sz w:val="16"/>
-                <w:szCs w:val="16"/>
+                <w:sz w:val="18"/>
+                <w:szCs w:val="18"/>
+              </w:rPr>
+            </w:pPr>
+            <w:r>
+              <w:rPr>
+                <w:rFonts w:ascii="Arial" w:hAnsi="Arial" w:cs="Arial"/>
+                <w:b/>
+                <w:bCs/>
+                <w:sz w:val="18"/>
+                <w:szCs w:val="18"/>
               </w:rPr>
               <w:t>DESCRIÇÃO DA RECLAMAÇÃO:</w:t>
             </w:r>
@@ -1345,8 +1345,8 @@
                 <w:rFonts w:ascii="Arial" w:hAnsi="Arial" w:cs="Arial"/>
                 <w:b/>
                 <w:bCs/>
-                <w:sz w:val="16"/>
-                <w:szCs w:val="16"/>
+                <w:sz w:val="18"/>
+                <w:szCs w:val="18"/>
               </w:rPr>
             </w:pPr>
           </w:p>
@@ -1371,16 +1371,16 @@
                 <w:rFonts w:ascii="Arial" w:hAnsi="Arial" w:cs="Arial"/>
                 <w:b/>
                 <w:bCs/>
-                <w:sz w:val="16"/>
-                <w:szCs w:val="16"/>
-              </w:rPr>
-            </w:pPr>
-            <w:r>
-              <w:rPr>
-                <w:rFonts w:ascii="Arial" w:hAnsi="Arial" w:cs="Arial"/>
-                <w:b/>
-                <w:sz w:val="16"/>
-                <w:szCs w:val="16"/>
+                <w:sz w:val="18"/>
+                <w:szCs w:val="18"/>
+              </w:rPr>
+            </w:pPr>
+            <w:r>
+              <w:rPr>
+                <w:rFonts w:ascii="Arial" w:hAnsi="Arial" w:cs="Arial"/>
+                <w:b/>
+                <w:sz w:val="18"/>
+                <w:szCs w:val="18"/>
               </w:rPr>
               <w:t>2 – DADOS PARA ORDEM DE SERVIÇO DE ASSISTÊNCIA TÉCNICA</w:t>
             </w:r>
@@ -1405,16 +1405,16 @@
               <w:rPr>
                 <w:rFonts w:ascii="Arial" w:hAnsi="Arial" w:cs="Arial"/>
                 <w:b/>
-                <w:sz w:val="16"/>
-                <w:szCs w:val="16"/>
-              </w:rPr>
-            </w:pPr>
-            <w:r>
-              <w:rPr>
-                <w:rFonts w:ascii="Arial" w:hAnsi="Arial" w:cs="Arial"/>
-                <w:b/>
-                <w:sz w:val="16"/>
-                <w:szCs w:val="16"/>
+                <w:sz w:val="18"/>
+                <w:szCs w:val="18"/>
+              </w:rPr>
+            </w:pPr>
+            <w:r>
+              <w:rPr>
+                <w:rFonts w:ascii="Arial" w:hAnsi="Arial" w:cs="Arial"/>
+                <w:b/>
+                <w:sz w:val="18"/>
+                <w:szCs w:val="18"/>
               </w:rPr>
               <w:t>PREENCHIMENTO APENAS SE A RECAMAÇÃO FOR ACEITA</w:t>
             </w:r>
@@ -1440,8 +1440,8 @@
                 <w:rFonts w:ascii="Arial" w:hAnsi="Arial" w:cs="Arial"/>
                 <w:b/>
                 <w:bCs/>
-                <w:sz w:val="16"/>
-                <w:szCs w:val="16"/>
+                <w:sz w:val="18"/>
+                <w:szCs w:val="18"/>
               </w:rPr>
             </w:pPr>
             <w:r>
@@ -1470,8 +1470,8 @@
                 <w:rFonts w:ascii="Arial" w:hAnsi="Arial" w:cs="Arial"/>
                 <w:b/>
                 <w:bCs/>
-                <w:sz w:val="16"/>
-                <w:szCs w:val="16"/>
+                <w:sz w:val="18"/>
+                <w:szCs w:val="18"/>
               </w:rPr>
             </w:pPr>
           </w:p>
@@ -1491,8 +1491,8 @@
                 <w:rFonts w:ascii="Arial" w:hAnsi="Arial" w:cs="Arial"/>
                 <w:b/>
                 <w:bCs/>
-                <w:sz w:val="16"/>
-                <w:szCs w:val="16"/>
+                <w:sz w:val="18"/>
+                <w:szCs w:val="18"/>
               </w:rPr>
             </w:pPr>
             <w:r>
@@ -1521,8 +1521,8 @@
                 <w:rFonts w:ascii="Arial" w:hAnsi="Arial" w:cs="Arial"/>
                 <w:b/>
                 <w:bCs/>
-                <w:sz w:val="16"/>
-                <w:szCs w:val="16"/>
+                <w:sz w:val="18"/>
+                <w:szCs w:val="18"/>
               </w:rPr>
             </w:pPr>
           </w:p>
@@ -1547,8 +1547,8 @@
                 <w:rFonts w:ascii="Arial" w:hAnsi="Arial" w:cs="Arial"/>
                 <w:b/>
                 <w:bCs/>
-                <w:sz w:val="16"/>
-                <w:szCs w:val="16"/>
+                <w:sz w:val="18"/>
+                <w:szCs w:val="18"/>
               </w:rPr>
             </w:pPr>
             <w:r>
@@ -1577,8 +1577,8 @@
                 <w:rFonts w:ascii="Arial" w:hAnsi="Arial" w:cs="Arial"/>
                 <w:b/>
                 <w:bCs/>
-                <w:sz w:val="16"/>
-                <w:szCs w:val="16"/>
+                <w:sz w:val="18"/>
+                <w:szCs w:val="18"/>
               </w:rPr>
             </w:pPr>
           </w:p>
@@ -1598,8 +1598,8 @@
                 <w:rFonts w:ascii="Arial" w:hAnsi="Arial" w:cs="Arial"/>
                 <w:b/>
                 <w:bCs/>
-                <w:sz w:val="16"/>
-                <w:szCs w:val="16"/>
+                <w:sz w:val="18"/>
+                <w:szCs w:val="18"/>
               </w:rPr>
             </w:pPr>
             <w:r>
@@ -1628,8 +1628,8 @@
                 <w:rFonts w:ascii="Arial" w:hAnsi="Arial" w:cs="Arial"/>
                 <w:b/>
                 <w:bCs/>
-                <w:sz w:val="16"/>
-                <w:szCs w:val="16"/>
+                <w:sz w:val="18"/>
+                <w:szCs w:val="18"/>
               </w:rPr>
             </w:pPr>
           </w:p>
@@ -1654,8 +1654,8 @@
                 <w:rFonts w:ascii="Arial" w:hAnsi="Arial" w:cs="Arial"/>
                 <w:b/>
                 <w:bCs/>
-                <w:sz w:val="16"/>
-                <w:szCs w:val="16"/>
+                <w:sz w:val="18"/>
+                <w:szCs w:val="18"/>
               </w:rPr>
             </w:pPr>
             <w:r>
@@ -1684,8 +1684,8 @@
                 <w:rFonts w:ascii="Arial" w:hAnsi="Arial" w:cs="Arial"/>
                 <w:b/>
                 <w:bCs/>
-                <w:sz w:val="16"/>
-                <w:szCs w:val="16"/>
+                <w:sz w:val="18"/>
+                <w:szCs w:val="18"/>
               </w:rPr>
             </w:pPr>
           </w:p>
@@ -1705,8 +1705,8 @@
                 <w:rFonts w:ascii="Arial" w:hAnsi="Arial" w:cs="Arial"/>
                 <w:b/>
                 <w:bCs/>
-                <w:sz w:val="16"/>
-                <w:szCs w:val="16"/>
+                <w:sz w:val="18"/>
+                <w:szCs w:val="18"/>
               </w:rPr>
             </w:pPr>
             <w:r>
@@ -1735,8 +1735,8 @@
                 <w:rFonts w:ascii="Arial" w:hAnsi="Arial" w:cs="Arial"/>
                 <w:b/>
                 <w:bCs/>
-                <w:sz w:val="16"/>
-                <w:szCs w:val="16"/>
+                <w:sz w:val="18"/>
+                <w:szCs w:val="18"/>
               </w:rPr>
             </w:pPr>
           </w:p>
@@ -1761,16 +1761,16 @@
                 <w:rFonts w:ascii="Arial" w:hAnsi="Arial" w:cs="Arial"/>
                 <w:b/>
                 <w:bCs/>
-                <w:sz w:val="16"/>
-                <w:szCs w:val="16"/>
-              </w:rPr>
-            </w:pPr>
-            <w:r>
-              <w:rPr>
-                <w:rFonts w:ascii="Arial" w:hAnsi="Arial" w:cs="Arial"/>
-                <w:b/>
-                <w:sz w:val="16"/>
-                <w:szCs w:val="16"/>
+                <w:sz w:val="18"/>
+                <w:szCs w:val="18"/>
+              </w:rPr>
+            </w:pPr>
+            <w:r>
+              <w:rPr>
+                <w:rFonts w:ascii="Arial" w:hAnsi="Arial" w:cs="Arial"/>
+                <w:b/>
+                <w:sz w:val="18"/>
+                <w:szCs w:val="18"/>
               </w:rPr>
               <w:t xml:space="preserve">3 </w:t>
             </w:r>
@@ -1778,8 +1778,8 @@
               <w:rPr>
                 <w:rFonts w:ascii="Arial" w:hAnsi="Arial" w:cs="Arial"/>
                 <w:b/>
-                <w:sz w:val="16"/>
-                <w:szCs w:val="16"/>
+                <w:sz w:val="18"/>
+                <w:szCs w:val="18"/>
               </w:rPr>
               <w:t>– ANÁLISE</w:t>
             </w:r>
@@ -1787,8 +1787,8 @@
               <w:rPr>
                 <w:rFonts w:ascii="Arial" w:hAnsi="Arial" w:cs="Arial"/>
                 <w:b/>
-                <w:sz w:val="16"/>
-                <w:szCs w:val="16"/>
+                <w:sz w:val="18"/>
+                <w:szCs w:val="18"/>
               </w:rPr>
               <w:t xml:space="preserve"> DO TÉCNICO</w:t>
             </w:r>
@@ -1814,8 +1814,8 @@
                 <w:rFonts w:ascii="Arial" w:hAnsi="Arial" w:cs="Arial"/>
                 <w:b/>
                 <w:bCs/>
-                <w:sz w:val="16"/>
-                <w:szCs w:val="16"/>
+                <w:sz w:val="18"/>
+                <w:szCs w:val="18"/>
               </w:rPr>
             </w:pPr>
             <w:r>
@@ -1844,8 +1844,8 @@
                 <w:rFonts w:ascii="Arial" w:hAnsi="Arial" w:cs="Arial"/>
                 <w:b/>
                 <w:bCs/>
-                <w:sz w:val="16"/>
-                <w:szCs w:val="16"/>
+                <w:sz w:val="18"/>
+                <w:szCs w:val="18"/>
               </w:rPr>
             </w:pPr>
           </w:p>
@@ -1870,8 +1870,8 @@
                 <w:rFonts w:ascii="Arial" w:hAnsi="Arial" w:cs="Arial"/>
                 <w:b/>
                 <w:bCs/>
-                <w:sz w:val="16"/>
-                <w:szCs w:val="16"/>
+                <w:sz w:val="18"/>
+                <w:szCs w:val="18"/>
               </w:rPr>
             </w:pPr>
             <w:r>
@@ -1900,8 +1900,8 @@
                 <w:rFonts w:ascii="Arial" w:hAnsi="Arial" w:cs="Arial"/>
                 <w:b/>
                 <w:bCs/>
-                <w:sz w:val="16"/>
-                <w:szCs w:val="16"/>
+                <w:sz w:val="18"/>
+                <w:szCs w:val="18"/>
               </w:rPr>
             </w:pPr>
           </w:p>
@@ -1921,8 +1921,8 @@
                 <w:rFonts w:ascii="Arial" w:hAnsi="Arial" w:cs="Arial"/>
                 <w:b/>
                 <w:bCs/>
-                <w:sz w:val="16"/>
-                <w:szCs w:val="16"/>
+                <w:sz w:val="18"/>
+                <w:szCs w:val="18"/>
               </w:rPr>
             </w:pPr>
             <w:r>
@@ -1951,8 +1951,8 @@
                 <w:rFonts w:ascii="Arial" w:hAnsi="Arial" w:cs="Arial"/>
                 <w:b/>
                 <w:bCs/>
-                <w:sz w:val="16"/>
-                <w:szCs w:val="16"/>
+                <w:sz w:val="18"/>
+                <w:szCs w:val="18"/>
               </w:rPr>
             </w:pPr>
           </w:p>
@@ -1978,8 +1978,8 @@
                 <w:b/>
                 <w:bCs/>
                 <w:i/>
-                <w:sz w:val="16"/>
-                <w:szCs w:val="16"/>
+                <w:sz w:val="18"/>
+                <w:szCs w:val="18"/>
               </w:rPr>
             </w:pPr>
             <w:r>
@@ -2009,8 +2009,8 @@
                 <w:b/>
                 <w:bCs/>
                 <w:i/>
-                <w:sz w:val="16"/>
-                <w:szCs w:val="16"/>
+                <w:sz w:val="18"/>
+                <w:szCs w:val="18"/>
               </w:rPr>
             </w:pPr>
           </w:p>
@@ -2031,8 +2031,8 @@
                 <w:b/>
                 <w:bCs/>
                 <w:i/>
-                <w:sz w:val="16"/>
-                <w:szCs w:val="16"/>
+                <w:sz w:val="18"/>
+                <w:szCs w:val="18"/>
               </w:rPr>
             </w:pPr>
             <w:r>
@@ -2062,8 +2062,8 @@
                 <w:b/>
                 <w:bCs/>
                 <w:i/>
-                <w:sz w:val="16"/>
-                <w:szCs w:val="16"/>
+                <w:sz w:val="18"/>
+                <w:szCs w:val="18"/>
               </w:rPr>
             </w:pPr>
           </w:p>
@@ -2089,16 +2089,16 @@
                 <w:b/>
                 <w:bCs/>
                 <w:i/>
-                <w:sz w:val="16"/>
-                <w:szCs w:val="16"/>
-              </w:rPr>
-            </w:pPr>
-            <w:r>
-              <w:rPr>
-                <w:rFonts w:ascii="Arial" w:hAnsi="Arial" w:cs="Arial"/>
-                <w:b/>
-                <w:sz w:val="16"/>
-                <w:szCs w:val="16"/>
+                <w:sz w:val="18"/>
+                <w:szCs w:val="18"/>
+              </w:rPr>
+            </w:pPr>
+            <w:r>
+              <w:rPr>
+                <w:rFonts w:ascii="Arial" w:hAnsi="Arial" w:cs="Arial"/>
+                <w:b/>
+                <w:sz w:val="18"/>
+                <w:szCs w:val="18"/>
               </w:rPr>
               <w:t xml:space="preserve">4 </w:t>
             </w:r>
@@ -2106,8 +2106,8 @@
               <w:rPr>
                 <w:rFonts w:ascii="Arial" w:hAnsi="Arial" w:cs="Arial"/>
                 <w:b/>
-                <w:sz w:val="16"/>
-                <w:szCs w:val="16"/>
+                <w:sz w:val="18"/>
+                <w:szCs w:val="18"/>
               </w:rPr>
               <w:t>– CONFIRMAÇÃO</w:t>
             </w:r>
@@ -2115,8 +2115,8 @@
               <w:rPr>
                 <w:rFonts w:ascii="Arial" w:hAnsi="Arial" w:cs="Arial"/>
                 <w:b/>
-                <w:sz w:val="16"/>
-                <w:szCs w:val="16"/>
+                <w:sz w:val="18"/>
+                <w:szCs w:val="18"/>
               </w:rPr>
               <w:t xml:space="preserve"> DA REALIZAÇÃO DO SERVIÇO</w:t>
             </w:r>
@@ -2163,8 +2163,8 @@
                 <w:b/>
                 <w:bCs/>
                 <w:i/>
-                <w:sz w:val="16"/>
-                <w:szCs w:val="16"/>
+                <w:sz w:val="18"/>
+                <w:szCs w:val="18"/>
               </w:rPr>
             </w:pPr>
           </w:p>
@@ -2205,8 +2205,8 @@
                 <w:b/>
                 <w:bCs/>
                 <w:i/>
-                <w:sz w:val="16"/>
-                <w:szCs w:val="16"/>
+                <w:sz w:val="18"/>
+                <w:szCs w:val="18"/>
               </w:rPr>
             </w:pPr>
           </w:p>
@@ -2262,8 +2262,8 @@
                 <w:b/>
                 <w:bCs/>
                 <w:i/>
-                <w:sz w:val="16"/>
-                <w:szCs w:val="16"/>
+                <w:sz w:val="18"/>
+                <w:szCs w:val="18"/>
               </w:rPr>
             </w:pPr>
             <w:r>
@@ -2324,8 +2324,8 @@
                 <w:b/>
                 <w:bCs/>
                 <w:i/>
-                <w:sz w:val="16"/>
-                <w:szCs w:val="16"/>
+                <w:sz w:val="18"/>
+                <w:szCs w:val="18"/>
               </w:rPr>
             </w:pPr>
             <w:r>
@@ -2342,6 +2342,13 @@
         </w:tc>
       </w:tr>
     </w:tbl>
+    <w:p>
+      <w:pPr>
+        <w:rPr>
+          <w:b/>
+        </w:rPr>
+      </w:pPr>
+    </w:p>
     <w:sectPr>
       <w:headerReference w:type="even" r:id="rId7"/>
       <w:headerReference w:type="default" r:id="rId8"/>
@@ -3208,8 +3215,8 @@
     <w:name w:val="Normal"/>
     <w:qFormat/>
     <w:rPr>
-      <w:sz w:val="16"/>
-      <w:szCs w:val="16"/>
+      <w:sz w:val="24"/>
+      <w:szCs w:val="24"/>
     </w:rPr>
   </w:style>
   <w:style w:type="character" w:default="1" w:styleId="Fontepargpadro">
@@ -3281,8 +3288,8 @@
     <w:uiPriority w:val="99"/>
     <w:rsid w:val="005C784D"/>
     <w:rPr>
-      <w:sz w:val="16"/>
-      <w:szCs w:val="16"/>
+      <w:sz w:val="24"/>
+      <w:szCs w:val="24"/>
     </w:rPr>
   </w:style>
   <w:style w:type="paragraph" w:styleId="Rodap">
@@ -3305,8 +3312,8 @@
     <w:uiPriority w:val="99"/>
     <w:rsid w:val="005C784D"/>
     <w:rPr>
-      <w:sz w:val="16"/>
-      <w:szCs w:val="16"/>
+      <w:sz w:val="24"/>
+      <w:szCs w:val="24"/>
     </w:rPr>
   </w:style>
   <w:style w:type="paragraph" w:styleId="Textodebalo">
@@ -3355,8 +3362,8 @@
     <w:unhideWhenUsed/>
     <w:rsid w:val="00C67204"/>
     <w:rPr>
-      <w:sz w:val="16"/>
-      <w:szCs w:val="16"/>
+      <w:sz w:val="20"/>
+      <w:szCs w:val="20"/>
     </w:rPr>
   </w:style>
   <w:style w:type="character" w:customStyle="1" w:styleId="TextodecomentrioChar">

--- a/backend/scripts/sgq/rcc-pdf/templates/empresa.docx
+++ b/backend/scripts/sgq/rcc-pdf/templates/empresa.docx
@@ -53,16 +53,16 @@
               <w:rPr>
                 <w:rFonts w:ascii="Arial" w:hAnsi="Arial" w:cs="Arial"/>
                 <w:b/>
-                <w:sz w:val="26"/>
-                <w:szCs w:val="26"/>
-              </w:rPr>
-            </w:pPr>
-            <w:r>
-              <w:rPr>
-                <w:rFonts w:ascii="Arial" w:hAnsi="Arial" w:cs="Arial"/>
-                <w:b/>
-                <w:sz w:val="26"/>
-                <w:szCs w:val="26"/>
+                <w:sz w:val="16"/>
+                <w:szCs w:val="16"/>
+              </w:rPr>
+            </w:pPr>
+            <w:r>
+              <w:rPr>
+                <w:rFonts w:ascii="Arial" w:hAnsi="Arial" w:cs="Arial"/>
+                <w:b/>
+                <w:sz w:val="16"/>
+                <w:szCs w:val="16"/>
               </w:rPr>
               <w:t>REGISTRO DE RECLAMAÇÃO DE CLIENTE (RCC)</w:t>
             </w:r>
@@ -83,27 +83,18 @@
               <w:rPr>
                 <w:rFonts w:ascii="Arial" w:hAnsi="Arial" w:cs="Arial"/>
                 <w:b/>
-                <w:sz w:val="18"/>
-                <w:szCs w:val="18"/>
-              </w:rPr>
-            </w:pPr>
-            <w:r>
-              <w:rPr>
-                <w:rFonts w:ascii="Arial" w:hAnsi="Arial" w:cs="Arial"/>
-                <w:b/>
-                <w:sz w:val="18"/>
-                <w:szCs w:val="18"/>
-              </w:rPr>
-              <w:t>Nº R</w:t>
-            </w:r>
-            <w:r>
-              <w:rPr>
-                <w:rFonts w:ascii="Arial" w:hAnsi="Arial" w:cs="Arial"/>
-                <w:b/>
-                <w:sz w:val="18"/>
-                <w:szCs w:val="18"/>
-              </w:rPr>
-              <w:t>eclamação:</w:t>
+                <w:sz w:val="16"/>
+                <w:szCs w:val="16"/>
+              </w:rPr>
+            </w:pPr>
+            <w:r>
+              <w:rPr>
+                <w:rFonts w:ascii="Arial" w:hAnsi="Arial" w:cs="Arial"/>
+                <w:b/>
+                <w:sz w:val="16"/>
+                <w:szCs w:val="16"/>
+              </w:rPr>
+              <w:t>Nº Reclamação:</w:t>
             </w:r>
           </w:p>
         </w:tc>
@@ -117,8 +108,8 @@
               <w:rPr>
                 <w:rFonts w:ascii="Arial" w:hAnsi="Arial" w:cs="Arial"/>
                 <w:b/>
-                <w:sz w:val="18"/>
-                <w:szCs w:val="18"/>
+                <w:sz w:val="16"/>
+                <w:szCs w:val="16"/>
               </w:rPr>
             </w:pPr>
           </w:p>
@@ -134,16 +125,16 @@
               <w:rPr>
                 <w:rFonts w:ascii="Arial" w:hAnsi="Arial" w:cs="Arial"/>
                 <w:b/>
-                <w:sz w:val="18"/>
-                <w:szCs w:val="18"/>
-              </w:rPr>
-            </w:pPr>
-            <w:r>
-              <w:rPr>
-                <w:rFonts w:ascii="Arial" w:hAnsi="Arial" w:cs="Arial"/>
-                <w:b/>
-                <w:sz w:val="18"/>
-                <w:szCs w:val="18"/>
+                <w:sz w:val="16"/>
+                <w:szCs w:val="16"/>
+              </w:rPr>
+            </w:pPr>
+            <w:r>
+              <w:rPr>
+                <w:rFonts w:ascii="Arial" w:hAnsi="Arial" w:cs="Arial"/>
+                <w:b/>
+                <w:sz w:val="16"/>
+                <w:szCs w:val="16"/>
               </w:rPr>
               <w:t>Data do registro:</w:t>
             </w:r>
@@ -160,8 +151,8 @@
               <w:rPr>
                 <w:rFonts w:ascii="Arial" w:hAnsi="Arial" w:cs="Arial"/>
                 <w:b/>
-                <w:sz w:val="18"/>
-                <w:szCs w:val="18"/>
+                <w:sz w:val="16"/>
+                <w:szCs w:val="16"/>
               </w:rPr>
             </w:pPr>
           </w:p>
@@ -177,16 +168,16 @@
               <w:rPr>
                 <w:rFonts w:ascii="Arial" w:hAnsi="Arial" w:cs="Arial"/>
                 <w:b/>
-                <w:sz w:val="18"/>
-                <w:szCs w:val="18"/>
-              </w:rPr>
-            </w:pPr>
-            <w:r>
-              <w:rPr>
-                <w:rFonts w:ascii="Arial" w:hAnsi="Arial" w:cs="Arial"/>
-                <w:b/>
-                <w:sz w:val="18"/>
-                <w:szCs w:val="18"/>
+                <w:sz w:val="16"/>
+                <w:szCs w:val="16"/>
+              </w:rPr>
+            </w:pPr>
+            <w:r>
+              <w:rPr>
+                <w:rFonts w:ascii="Arial" w:hAnsi="Arial" w:cs="Arial"/>
+                <w:b/>
+                <w:sz w:val="16"/>
+                <w:szCs w:val="16"/>
               </w:rPr>
               <w:t>Data de fechamento:</w:t>
             </w:r>
@@ -204,8 +195,8 @@
               <w:rPr>
                 <w:rFonts w:ascii="Arial" w:hAnsi="Arial" w:cs="Arial"/>
                 <w:bCs/>
-                <w:sz w:val="18"/>
-                <w:szCs w:val="18"/>
+                <w:sz w:val="16"/>
+                <w:szCs w:val="16"/>
               </w:rPr>
             </w:pPr>
           </w:p>
@@ -222,16 +213,16 @@
               <w:rPr>
                 <w:rFonts w:ascii="Arial" w:hAnsi="Arial" w:cs="Arial"/>
                 <w:b/>
-                <w:sz w:val="18"/>
-                <w:szCs w:val="18"/>
-              </w:rPr>
-            </w:pPr>
-            <w:r>
-              <w:rPr>
-                <w:rFonts w:ascii="Arial" w:hAnsi="Arial" w:cs="Arial"/>
-                <w:bCs/>
-                <w:sz w:val="18"/>
-                <w:szCs w:val="18"/>
+                <w:sz w:val="16"/>
+                <w:szCs w:val="16"/>
+              </w:rPr>
+            </w:pPr>
+            <w:r>
+              <w:rPr>
+                <w:rFonts w:ascii="Arial" w:hAnsi="Arial" w:cs="Arial"/>
+                <w:bCs/>
+                <w:sz w:val="16"/>
+                <w:szCs w:val="16"/>
               </w:rPr>
               <w:t xml:space="preserve"> </w:t>
             </w:r>
@@ -239,8 +230,8 @@
               <w:rPr>
                 <w:rFonts w:ascii="Arial" w:hAnsi="Arial" w:cs="Arial"/>
                 <w:b/>
-                <w:sz w:val="18"/>
-                <w:szCs w:val="18"/>
+                <w:sz w:val="16"/>
+                <w:szCs w:val="16"/>
               </w:rPr>
               <w:t>Status atual:</w:t>
             </w:r>
@@ -257,8 +248,8 @@
               <w:rPr>
                 <w:rFonts w:ascii="Arial" w:hAnsi="Arial" w:cs="Arial"/>
                 <w:b/>
-                <w:sz w:val="18"/>
-                <w:szCs w:val="18"/>
+                <w:sz w:val="16"/>
+                <w:szCs w:val="16"/>
               </w:rPr>
             </w:pPr>
           </w:p>
@@ -282,17 +273,17 @@
               <w:rPr>
                 <w:rFonts w:ascii="Arial" w:hAnsi="Arial" w:cs="Arial"/>
                 <w:bCs/>
-                <w:sz w:val="18"/>
-                <w:szCs w:val="18"/>
-              </w:rPr>
-            </w:pPr>
-            <w:r>
-              <w:rPr>
-                <w:rFonts w:ascii="Arial" w:hAnsi="Arial" w:cs="Arial"/>
-                <w:b/>
-                <w:bCs/>
-                <w:sz w:val="18"/>
-                <w:szCs w:val="18"/>
+                <w:sz w:val="16"/>
+                <w:szCs w:val="16"/>
+              </w:rPr>
+            </w:pPr>
+            <w:r>
+              <w:rPr>
+                <w:rFonts w:ascii="Arial" w:hAnsi="Arial" w:cs="Arial"/>
+                <w:b/>
+                <w:bCs/>
+                <w:sz w:val="16"/>
+                <w:szCs w:val="16"/>
               </w:rPr>
               <w:t>IDENTIFICAÇÃO DO CLIENTE</w:t>
             </w:r>
@@ -313,16 +304,16 @@
               <w:rPr>
                 <w:rFonts w:ascii="Arial" w:hAnsi="Arial" w:cs="Arial"/>
                 <w:b/>
-                <w:sz w:val="18"/>
-                <w:szCs w:val="18"/>
-              </w:rPr>
-            </w:pPr>
-            <w:r>
-              <w:rPr>
-                <w:rFonts w:ascii="Arial" w:hAnsi="Arial" w:cs="Arial"/>
-                <w:b/>
-                <w:sz w:val="18"/>
-                <w:szCs w:val="18"/>
+                <w:sz w:val="16"/>
+                <w:szCs w:val="16"/>
+              </w:rPr>
+            </w:pPr>
+            <w:r>
+              <w:rPr>
+                <w:rFonts w:ascii="Arial" w:hAnsi="Arial" w:cs="Arial"/>
+                <w:b/>
+                <w:sz w:val="16"/>
+                <w:szCs w:val="16"/>
               </w:rPr>
               <w:t>Nome cliente consumidor:</w:t>
             </w:r>
@@ -340,16 +331,16 @@
               <w:rPr>
                 <w:rFonts w:ascii="Arial" w:hAnsi="Arial" w:cs="Arial"/>
                 <w:bCs/>
-                <w:sz w:val="18"/>
-                <w:szCs w:val="18"/>
-              </w:rPr>
-            </w:pPr>
-            <w:r>
-              <w:rPr>
-                <w:rFonts w:ascii="Arial" w:hAnsi="Arial" w:cs="Arial"/>
-                <w:b/>
-                <w:sz w:val="18"/>
-                <w:szCs w:val="18"/>
+                <w:sz w:val="16"/>
+                <w:szCs w:val="16"/>
+              </w:rPr>
+            </w:pPr>
+            <w:r>
+              <w:rPr>
+                <w:rFonts w:ascii="Arial" w:hAnsi="Arial" w:cs="Arial"/>
+                <w:b/>
+                <w:sz w:val="16"/>
+                <w:szCs w:val="16"/>
               </w:rPr>
               <w:t xml:space="preserve"> </w:t>
             </w:r>
@@ -374,16 +365,16 @@
               <w:rPr>
                 <w:rFonts w:ascii="Arial" w:hAnsi="Arial" w:cs="Arial"/>
                 <w:b/>
-                <w:sz w:val="18"/>
-                <w:szCs w:val="18"/>
-              </w:rPr>
-            </w:pPr>
-            <w:r>
-              <w:rPr>
-                <w:rFonts w:ascii="Arial" w:hAnsi="Arial" w:cs="Arial"/>
-                <w:b/>
-                <w:sz w:val="18"/>
-                <w:szCs w:val="18"/>
+                <w:sz w:val="16"/>
+                <w:szCs w:val="16"/>
+              </w:rPr>
+            </w:pPr>
+            <w:r>
+              <w:rPr>
+                <w:rFonts w:ascii="Arial" w:hAnsi="Arial" w:cs="Arial"/>
+                <w:b/>
+                <w:sz w:val="16"/>
+                <w:szCs w:val="16"/>
               </w:rPr>
               <w:t>Nome cliente revendedor</w:t>
             </w:r>
@@ -401,8 +392,8 @@
               <w:rPr>
                 <w:rFonts w:ascii="Arial" w:hAnsi="Arial" w:cs="Arial"/>
                 <w:bCs/>
-                <w:sz w:val="18"/>
-                <w:szCs w:val="18"/>
+                <w:sz w:val="16"/>
+                <w:szCs w:val="16"/>
               </w:rPr>
             </w:pPr>
           </w:p>
@@ -425,16 +416,16 @@
               <w:rPr>
                 <w:rFonts w:ascii="Arial" w:hAnsi="Arial" w:cs="Arial"/>
                 <w:b/>
-                <w:sz w:val="18"/>
-                <w:szCs w:val="18"/>
-              </w:rPr>
-            </w:pPr>
-            <w:r>
-              <w:rPr>
-                <w:rFonts w:ascii="Arial" w:hAnsi="Arial" w:cs="Arial"/>
-                <w:b/>
-                <w:sz w:val="18"/>
-                <w:szCs w:val="18"/>
+                <w:sz w:val="16"/>
+                <w:szCs w:val="16"/>
+              </w:rPr>
+            </w:pPr>
+            <w:r>
+              <w:rPr>
+                <w:rFonts w:ascii="Arial" w:hAnsi="Arial" w:cs="Arial"/>
+                <w:b/>
+                <w:sz w:val="16"/>
+                <w:szCs w:val="16"/>
               </w:rPr>
               <w:t>Contato:</w:t>
             </w:r>
@@ -455,16 +446,16 @@
               <w:rPr>
                 <w:rFonts w:ascii="Arial" w:hAnsi="Arial" w:cs="Arial"/>
                 <w:bCs/>
-                <w:sz w:val="18"/>
-                <w:szCs w:val="18"/>
-              </w:rPr>
-            </w:pPr>
-            <w:r>
-              <w:rPr>
-                <w:rFonts w:ascii="Arial" w:hAnsi="Arial" w:cs="Arial"/>
-                <w:bCs/>
-                <w:sz w:val="18"/>
-                <w:szCs w:val="18"/>
+                <w:sz w:val="16"/>
+                <w:szCs w:val="16"/>
+              </w:rPr>
+            </w:pPr>
+            <w:r>
+              <w:rPr>
+                <w:rFonts w:ascii="Arial" w:hAnsi="Arial" w:cs="Arial"/>
+                <w:bCs/>
+                <w:sz w:val="16"/>
+                <w:szCs w:val="16"/>
               </w:rPr>
               <w:t xml:space="preserve"> </w:t>
             </w:r>
@@ -493,16 +484,16 @@
               <w:rPr>
                 <w:rFonts w:ascii="Arial" w:hAnsi="Arial" w:cs="Arial"/>
                 <w:b/>
-                <w:sz w:val="18"/>
-                <w:szCs w:val="18"/>
-              </w:rPr>
-            </w:pPr>
-            <w:r>
-              <w:rPr>
-                <w:rFonts w:ascii="Arial" w:hAnsi="Arial" w:cs="Arial"/>
-                <w:b/>
-                <w:sz w:val="18"/>
-                <w:szCs w:val="18"/>
+                <w:sz w:val="16"/>
+                <w:szCs w:val="16"/>
+              </w:rPr>
+            </w:pPr>
+            <w:r>
+              <w:rPr>
+                <w:rFonts w:ascii="Arial" w:hAnsi="Arial" w:cs="Arial"/>
+                <w:b/>
+                <w:sz w:val="16"/>
+                <w:szCs w:val="16"/>
               </w:rPr>
               <w:t>Cidade</w:t>
             </w:r>
@@ -510,8 +501,8 @@
               <w:rPr>
                 <w:rFonts w:ascii="Arial" w:hAnsi="Arial" w:cs="Arial"/>
                 <w:b/>
-                <w:sz w:val="18"/>
-                <w:szCs w:val="18"/>
+                <w:sz w:val="16"/>
+                <w:szCs w:val="16"/>
               </w:rPr>
               <w:t>:</w:t>
             </w:r>
@@ -532,8 +523,8 @@
               <w:rPr>
                 <w:rFonts w:ascii="Arial" w:hAnsi="Arial" w:cs="Arial"/>
                 <w:bCs/>
-                <w:sz w:val="18"/>
-                <w:szCs w:val="18"/>
+                <w:sz w:val="16"/>
+                <w:szCs w:val="16"/>
               </w:rPr>
             </w:pPr>
           </w:p>
@@ -556,16 +547,16 @@
               <w:rPr>
                 <w:rFonts w:ascii="Arial" w:hAnsi="Arial" w:cs="Arial"/>
                 <w:b/>
-                <w:sz w:val="18"/>
-                <w:szCs w:val="18"/>
-              </w:rPr>
-            </w:pPr>
-            <w:r>
-              <w:rPr>
-                <w:rFonts w:ascii="Arial" w:hAnsi="Arial" w:cs="Arial"/>
-                <w:b/>
-                <w:sz w:val="18"/>
-                <w:szCs w:val="18"/>
+                <w:sz w:val="16"/>
+                <w:szCs w:val="16"/>
+              </w:rPr>
+            </w:pPr>
+            <w:r>
+              <w:rPr>
+                <w:rFonts w:ascii="Arial" w:hAnsi="Arial" w:cs="Arial"/>
+                <w:b/>
+                <w:sz w:val="16"/>
+                <w:szCs w:val="16"/>
               </w:rPr>
               <w:t>Telefone:</w:t>
             </w:r>
@@ -586,16 +577,16 @@
               <w:rPr>
                 <w:rFonts w:ascii="Arial" w:hAnsi="Arial" w:cs="Arial"/>
                 <w:bCs/>
-                <w:sz w:val="18"/>
-                <w:szCs w:val="18"/>
-              </w:rPr>
-            </w:pPr>
-            <w:r>
-              <w:rPr>
-                <w:rFonts w:ascii="Arial" w:hAnsi="Arial" w:cs="Arial"/>
-                <w:bCs/>
-                <w:sz w:val="18"/>
-                <w:szCs w:val="18"/>
+                <w:sz w:val="16"/>
+                <w:szCs w:val="16"/>
+              </w:rPr>
+            </w:pPr>
+            <w:r>
+              <w:rPr>
+                <w:rFonts w:ascii="Arial" w:hAnsi="Arial" w:cs="Arial"/>
+                <w:bCs/>
+                <w:sz w:val="16"/>
+                <w:szCs w:val="16"/>
               </w:rPr>
               <w:t xml:space="preserve"> </w:t>
             </w:r>
@@ -627,16 +618,16 @@
               <w:rPr>
                 <w:rFonts w:ascii="Arial" w:hAnsi="Arial" w:cs="Arial"/>
                 <w:b/>
-                <w:sz w:val="18"/>
-                <w:szCs w:val="18"/>
-              </w:rPr>
-            </w:pPr>
-            <w:r>
-              <w:rPr>
-                <w:rFonts w:ascii="Arial" w:hAnsi="Arial" w:cs="Arial"/>
-                <w:b/>
-                <w:sz w:val="18"/>
-                <w:szCs w:val="18"/>
+                <w:sz w:val="16"/>
+                <w:szCs w:val="16"/>
+              </w:rPr>
+            </w:pPr>
+            <w:r>
+              <w:rPr>
+                <w:rFonts w:ascii="Arial" w:hAnsi="Arial" w:cs="Arial"/>
+                <w:b/>
+                <w:sz w:val="16"/>
+                <w:szCs w:val="16"/>
               </w:rPr>
               <w:t>Bairro:</w:t>
             </w:r>
@@ -657,8 +648,8 @@
               <w:rPr>
                 <w:rFonts w:ascii="Arial" w:hAnsi="Arial" w:cs="Arial"/>
                 <w:bCs/>
-                <w:sz w:val="18"/>
-                <w:szCs w:val="18"/>
+                <w:sz w:val="16"/>
+                <w:szCs w:val="16"/>
               </w:rPr>
             </w:pPr>
           </w:p>
@@ -681,16 +672,16 @@
               <w:rPr>
                 <w:rFonts w:ascii="Arial" w:hAnsi="Arial" w:cs="Arial"/>
                 <w:b/>
-                <w:sz w:val="18"/>
-                <w:szCs w:val="18"/>
-              </w:rPr>
-            </w:pPr>
-            <w:r>
-              <w:rPr>
-                <w:rFonts w:ascii="Arial" w:hAnsi="Arial" w:cs="Arial"/>
-                <w:b/>
-                <w:sz w:val="18"/>
-                <w:szCs w:val="18"/>
+                <w:sz w:val="16"/>
+                <w:szCs w:val="16"/>
+              </w:rPr>
+            </w:pPr>
+            <w:r>
+              <w:rPr>
+                <w:rFonts w:ascii="Arial" w:hAnsi="Arial" w:cs="Arial"/>
+                <w:b/>
+                <w:sz w:val="16"/>
+                <w:szCs w:val="16"/>
               </w:rPr>
               <w:t>Endereço:</w:t>
             </w:r>
@@ -711,8 +702,8 @@
               <w:rPr>
                 <w:rFonts w:ascii="Arial" w:hAnsi="Arial" w:cs="Arial"/>
                 <w:bCs/>
-                <w:sz w:val="18"/>
-                <w:szCs w:val="18"/>
+                <w:sz w:val="16"/>
+                <w:szCs w:val="16"/>
               </w:rPr>
             </w:pPr>
           </w:p>
@@ -733,16 +724,16 @@
               <w:rPr>
                 <w:rFonts w:ascii="Arial" w:hAnsi="Arial" w:cs="Arial"/>
                 <w:b/>
-                <w:sz w:val="18"/>
-                <w:szCs w:val="18"/>
-              </w:rPr>
-            </w:pPr>
-            <w:r>
-              <w:rPr>
-                <w:rFonts w:ascii="Arial" w:hAnsi="Arial" w:cs="Arial"/>
-                <w:b/>
-                <w:sz w:val="18"/>
-                <w:szCs w:val="18"/>
+                <w:sz w:val="16"/>
+                <w:szCs w:val="16"/>
+              </w:rPr>
+            </w:pPr>
+            <w:r>
+              <w:rPr>
+                <w:rFonts w:ascii="Arial" w:hAnsi="Arial" w:cs="Arial"/>
+                <w:b/>
+                <w:sz w:val="16"/>
+                <w:szCs w:val="16"/>
               </w:rPr>
               <w:t>Ponto De Referência:</w:t>
             </w:r>
@@ -763,8 +754,8 @@
               <w:rPr>
                 <w:rFonts w:ascii="Arial" w:hAnsi="Arial" w:cs="Arial"/>
                 <w:bCs/>
-                <w:sz w:val="18"/>
-                <w:szCs w:val="18"/>
+                <w:sz w:val="16"/>
+                <w:szCs w:val="16"/>
               </w:rPr>
             </w:pPr>
           </w:p>
@@ -791,17 +782,17 @@
               <w:rPr>
                 <w:rFonts w:ascii="Arial" w:hAnsi="Arial" w:cs="Arial"/>
                 <w:bCs/>
-                <w:sz w:val="18"/>
-                <w:szCs w:val="18"/>
-              </w:rPr>
-            </w:pPr>
-            <w:r>
-              <w:rPr>
-                <w:rFonts w:ascii="Arial" w:hAnsi="Arial" w:cs="Arial"/>
-                <w:b/>
-                <w:bCs/>
-                <w:sz w:val="18"/>
-                <w:szCs w:val="18"/>
+                <w:sz w:val="16"/>
+                <w:szCs w:val="16"/>
+              </w:rPr>
+            </w:pPr>
+            <w:r>
+              <w:rPr>
+                <w:rFonts w:ascii="Arial" w:hAnsi="Arial" w:cs="Arial"/>
+                <w:b/>
+                <w:bCs/>
+                <w:sz w:val="16"/>
+                <w:szCs w:val="16"/>
               </w:rPr>
               <w:t>IDENTIFICAÇÃO DO PRODUTO</w:t>
             </w:r>
@@ -827,29 +818,19 @@
                 <w:rFonts w:ascii="Arial" w:hAnsi="Arial" w:cs="Arial"/>
                 <w:b/>
                 <w:bCs/>
-                <w:sz w:val="18"/>
-                <w:szCs w:val="18"/>
-              </w:rPr>
-            </w:pPr>
-            <w:r>
-              <w:rPr>
-                <w:rFonts w:ascii="Arial" w:hAnsi="Arial" w:cs="Arial"/>
-                <w:b/>
-                <w:bCs/>
-                <w:sz w:val="18"/>
-                <w:szCs w:val="18"/>
-              </w:rPr>
-              <w:t>Produto</w:t>
-            </w:r>
-            <w:r>
-              <w:rPr>
-                <w:rFonts w:ascii="Arial" w:hAnsi="Arial" w:cs="Arial"/>
-                <w:b/>
-                <w:bCs/>
-                <w:sz w:val="18"/>
-                <w:szCs w:val="18"/>
-              </w:rPr>
-              <w:t>:</w:t>
+                <w:sz w:val="16"/>
+                <w:szCs w:val="16"/>
+              </w:rPr>
+            </w:pPr>
+            <w:r>
+              <w:rPr>
+                <w:rFonts w:ascii="Arial" w:hAnsi="Arial" w:cs="Arial"/>
+                <w:b/>
+                <w:bCs/>
+                <w:sz w:val="16"/>
+                <w:szCs w:val="16"/>
+              </w:rPr>
+              <w:t>Produto:</w:t>
             </w:r>
           </w:p>
         </w:tc>
@@ -868,8 +849,8 @@
                 <w:rFonts w:ascii="Arial" w:hAnsi="Arial" w:cs="Arial"/>
                 <w:b/>
                 <w:bCs/>
-                <w:sz w:val="18"/>
-                <w:szCs w:val="18"/>
+                <w:sz w:val="16"/>
+                <w:szCs w:val="16"/>
               </w:rPr>
             </w:pPr>
           </w:p>
@@ -889,17 +870,17 @@
                 <w:rFonts w:ascii="Arial" w:hAnsi="Arial" w:cs="Arial"/>
                 <w:b/>
                 <w:bCs/>
-                <w:sz w:val="18"/>
-                <w:szCs w:val="18"/>
-              </w:rPr>
-            </w:pPr>
-            <w:r>
-              <w:rPr>
-                <w:rFonts w:ascii="Arial" w:hAnsi="Arial" w:cs="Arial"/>
-                <w:b/>
-                <w:bCs/>
-                <w:sz w:val="18"/>
-                <w:szCs w:val="18"/>
+                <w:sz w:val="16"/>
+                <w:szCs w:val="16"/>
+              </w:rPr>
+            </w:pPr>
+            <w:r>
+              <w:rPr>
+                <w:rFonts w:ascii="Arial" w:hAnsi="Arial" w:cs="Arial"/>
+                <w:b/>
+                <w:bCs/>
+                <w:sz w:val="16"/>
+                <w:szCs w:val="16"/>
               </w:rPr>
               <w:t>Nº Série/Lote Do Produto:</w:t>
             </w:r>
@@ -920,8 +901,8 @@
                 <w:rFonts w:ascii="Arial" w:hAnsi="Arial" w:cs="Arial"/>
                 <w:b/>
                 <w:bCs/>
-                <w:sz w:val="18"/>
-                <w:szCs w:val="18"/>
+                <w:sz w:val="16"/>
+                <w:szCs w:val="16"/>
               </w:rPr>
             </w:pPr>
           </w:p>
@@ -946,41 +927,19 @@
                 <w:rFonts w:ascii="Arial" w:hAnsi="Arial" w:cs="Arial"/>
                 <w:b/>
                 <w:bCs/>
-                <w:sz w:val="18"/>
-                <w:szCs w:val="18"/>
-              </w:rPr>
-            </w:pPr>
-            <w:r>
-              <w:rPr>
-                <w:rFonts w:ascii="Arial" w:hAnsi="Arial" w:cs="Arial"/>
-                <w:b/>
-                <w:bCs/>
-                <w:sz w:val="18"/>
-                <w:szCs w:val="18"/>
-              </w:rPr>
-              <w:t xml:space="preserve">Data Emissão </w:t>
-            </w:r>
-            <w:proofErr w:type="spellStart"/>
-            <w:r>
-              <w:rPr>
-                <w:rFonts w:ascii="Arial" w:hAnsi="Arial" w:cs="Arial"/>
-                <w:b/>
-                <w:bCs/>
-                <w:sz w:val="18"/>
-                <w:szCs w:val="18"/>
-              </w:rPr>
-              <w:t>Nf</w:t>
-            </w:r>
-            <w:proofErr w:type="spellEnd"/>
-            <w:r>
-              <w:rPr>
-                <w:rFonts w:ascii="Arial" w:hAnsi="Arial" w:cs="Arial"/>
-                <w:b/>
-                <w:bCs/>
-                <w:sz w:val="18"/>
-                <w:szCs w:val="18"/>
-              </w:rPr>
-              <w:t>:</w:t>
+                <w:sz w:val="16"/>
+                <w:szCs w:val="16"/>
+              </w:rPr>
+            </w:pPr>
+            <w:r>
+              <w:rPr>
+                <w:rFonts w:ascii="Arial" w:hAnsi="Arial" w:cs="Arial"/>
+                <w:b/>
+                <w:bCs/>
+                <w:sz w:val="16"/>
+                <w:szCs w:val="16"/>
+              </w:rPr>
+              <w:t>Data Emissão Nf:</w:t>
             </w:r>
           </w:p>
         </w:tc>
@@ -999,8 +958,8 @@
                 <w:rFonts w:ascii="Arial" w:hAnsi="Arial" w:cs="Arial"/>
                 <w:b/>
                 <w:bCs/>
-                <w:sz w:val="18"/>
-                <w:szCs w:val="18"/>
+                <w:sz w:val="16"/>
+                <w:szCs w:val="16"/>
               </w:rPr>
             </w:pPr>
           </w:p>
@@ -1020,29 +979,19 @@
                 <w:rFonts w:ascii="Arial" w:hAnsi="Arial" w:cs="Arial"/>
                 <w:b/>
                 <w:bCs/>
-                <w:sz w:val="18"/>
-                <w:szCs w:val="18"/>
-              </w:rPr>
-            </w:pPr>
-            <w:r>
-              <w:rPr>
-                <w:rFonts w:ascii="Arial" w:hAnsi="Arial" w:cs="Arial"/>
-                <w:b/>
-                <w:bCs/>
-                <w:sz w:val="18"/>
-                <w:szCs w:val="18"/>
-              </w:rPr>
-              <w:t>Nota Fiscal Nº</w:t>
-            </w:r>
-            <w:r>
-              <w:rPr>
-                <w:rFonts w:ascii="Arial" w:hAnsi="Arial" w:cs="Arial"/>
-                <w:b/>
-                <w:bCs/>
-                <w:sz w:val="18"/>
-                <w:szCs w:val="18"/>
-              </w:rPr>
-              <w:t>:</w:t>
+                <w:sz w:val="16"/>
+                <w:szCs w:val="16"/>
+              </w:rPr>
+            </w:pPr>
+            <w:r>
+              <w:rPr>
+                <w:rFonts w:ascii="Arial" w:hAnsi="Arial" w:cs="Arial"/>
+                <w:b/>
+                <w:bCs/>
+                <w:sz w:val="16"/>
+                <w:szCs w:val="16"/>
+              </w:rPr>
+              <w:t>Nota Fiscal Nº:</w:t>
             </w:r>
           </w:p>
         </w:tc>
@@ -1061,8 +1010,8 @@
                 <w:rFonts w:ascii="Arial" w:hAnsi="Arial" w:cs="Arial"/>
                 <w:b/>
                 <w:bCs/>
-                <w:sz w:val="18"/>
-                <w:szCs w:val="18"/>
+                <w:sz w:val="16"/>
+                <w:szCs w:val="16"/>
               </w:rPr>
             </w:pPr>
           </w:p>
@@ -1087,29 +1036,19 @@
                 <w:rFonts w:ascii="Arial" w:hAnsi="Arial" w:cs="Arial"/>
                 <w:b/>
                 <w:bCs/>
-                <w:sz w:val="18"/>
-                <w:szCs w:val="18"/>
-              </w:rPr>
-            </w:pPr>
-            <w:r>
-              <w:rPr>
-                <w:rFonts w:ascii="Arial" w:hAnsi="Arial" w:cs="Arial"/>
-                <w:b/>
-                <w:bCs/>
-                <w:sz w:val="18"/>
-                <w:szCs w:val="18"/>
-              </w:rPr>
-              <w:t>Quantidade</w:t>
-            </w:r>
-            <w:r>
-              <w:rPr>
-                <w:rFonts w:ascii="Arial" w:hAnsi="Arial" w:cs="Arial"/>
-                <w:b/>
-                <w:bCs/>
-                <w:sz w:val="18"/>
-                <w:szCs w:val="18"/>
-              </w:rPr>
-              <w:t>:</w:t>
+                <w:sz w:val="16"/>
+                <w:szCs w:val="16"/>
+              </w:rPr>
+            </w:pPr>
+            <w:r>
+              <w:rPr>
+                <w:rFonts w:ascii="Arial" w:hAnsi="Arial" w:cs="Arial"/>
+                <w:b/>
+                <w:bCs/>
+                <w:sz w:val="16"/>
+                <w:szCs w:val="16"/>
+              </w:rPr>
+              <w:t>Quantidade:</w:t>
             </w:r>
           </w:p>
         </w:tc>
@@ -1128,8 +1067,8 @@
                 <w:rFonts w:ascii="Arial" w:hAnsi="Arial" w:cs="Arial"/>
                 <w:b/>
                 <w:bCs/>
-                <w:sz w:val="18"/>
-                <w:szCs w:val="18"/>
+                <w:sz w:val="16"/>
+                <w:szCs w:val="16"/>
               </w:rPr>
             </w:pPr>
           </w:p>
@@ -1149,29 +1088,19 @@
                 <w:rFonts w:ascii="Arial" w:hAnsi="Arial" w:cs="Arial"/>
                 <w:b/>
                 <w:bCs/>
-                <w:sz w:val="18"/>
-                <w:szCs w:val="18"/>
-              </w:rPr>
-            </w:pPr>
-            <w:r>
-              <w:rPr>
-                <w:rFonts w:ascii="Arial" w:hAnsi="Arial" w:cs="Arial"/>
-                <w:b/>
-                <w:bCs/>
-                <w:sz w:val="18"/>
-                <w:szCs w:val="18"/>
-              </w:rPr>
-              <w:t>Pedido Nº</w:t>
-            </w:r>
-            <w:r>
-              <w:rPr>
-                <w:rFonts w:ascii="Arial" w:hAnsi="Arial" w:cs="Arial"/>
-                <w:b/>
-                <w:bCs/>
-                <w:sz w:val="18"/>
-                <w:szCs w:val="18"/>
-              </w:rPr>
-              <w:t>:</w:t>
+                <w:sz w:val="16"/>
+                <w:szCs w:val="16"/>
+              </w:rPr>
+            </w:pPr>
+            <w:r>
+              <w:rPr>
+                <w:rFonts w:ascii="Arial" w:hAnsi="Arial" w:cs="Arial"/>
+                <w:b/>
+                <w:bCs/>
+                <w:sz w:val="16"/>
+                <w:szCs w:val="16"/>
+              </w:rPr>
+              <w:t>Pedido Nº:</w:t>
             </w:r>
           </w:p>
         </w:tc>
@@ -1190,8 +1119,8 @@
                 <w:rFonts w:ascii="Arial" w:hAnsi="Arial" w:cs="Arial"/>
                 <w:b/>
                 <w:bCs/>
-                <w:sz w:val="18"/>
-                <w:szCs w:val="18"/>
+                <w:sz w:val="16"/>
+                <w:szCs w:val="16"/>
               </w:rPr>
             </w:pPr>
           </w:p>
@@ -1216,17 +1145,17 @@
                 <w:rFonts w:ascii="Arial" w:hAnsi="Arial" w:cs="Arial"/>
                 <w:b/>
                 <w:bCs/>
-                <w:sz w:val="18"/>
-                <w:szCs w:val="18"/>
-              </w:rPr>
-            </w:pPr>
-            <w:r>
-              <w:rPr>
-                <w:rFonts w:ascii="Arial" w:hAnsi="Arial" w:cs="Arial"/>
-                <w:b/>
-                <w:bCs/>
-                <w:sz w:val="18"/>
-                <w:szCs w:val="18"/>
+                <w:sz w:val="16"/>
+                <w:szCs w:val="16"/>
+              </w:rPr>
+            </w:pPr>
+            <w:r>
+              <w:rPr>
+                <w:rFonts w:ascii="Arial" w:hAnsi="Arial" w:cs="Arial"/>
+                <w:b/>
+                <w:bCs/>
+                <w:sz w:val="16"/>
+                <w:szCs w:val="16"/>
               </w:rPr>
               <w:t>1 - RECLAMAÇÃO / SUGESTÃO</w:t>
             </w:r>
@@ -1252,17 +1181,17 @@
                 <w:rFonts w:ascii="Arial" w:hAnsi="Arial" w:cs="Arial"/>
                 <w:b/>
                 <w:bCs/>
-                <w:sz w:val="18"/>
-                <w:szCs w:val="18"/>
-              </w:rPr>
-            </w:pPr>
-            <w:r>
-              <w:rPr>
-                <w:rFonts w:ascii="Arial" w:hAnsi="Arial" w:cs="Arial"/>
-                <w:b/>
-                <w:bCs/>
-                <w:sz w:val="18"/>
-                <w:szCs w:val="18"/>
+                <w:sz w:val="16"/>
+                <w:szCs w:val="16"/>
+              </w:rPr>
+            </w:pPr>
+            <w:r>
+              <w:rPr>
+                <w:rFonts w:ascii="Arial" w:hAnsi="Arial" w:cs="Arial"/>
+                <w:b/>
+                <w:bCs/>
+                <w:sz w:val="16"/>
+                <w:szCs w:val="16"/>
               </w:rPr>
               <w:t>Tipo de reclamação</w:t>
             </w:r>
@@ -1283,8 +1212,8 @@
                 <w:rFonts w:ascii="Arial" w:hAnsi="Arial" w:cs="Arial"/>
                 <w:b/>
                 <w:bCs/>
-                <w:sz w:val="18"/>
-                <w:szCs w:val="18"/>
+                <w:sz w:val="16"/>
+                <w:szCs w:val="16"/>
               </w:rPr>
             </w:pPr>
           </w:p>
@@ -1309,17 +1238,17 @@
                 <w:rFonts w:ascii="Arial" w:hAnsi="Arial" w:cs="Arial"/>
                 <w:b/>
                 <w:bCs/>
-                <w:sz w:val="18"/>
-                <w:szCs w:val="18"/>
-              </w:rPr>
-            </w:pPr>
-            <w:r>
-              <w:rPr>
-                <w:rFonts w:ascii="Arial" w:hAnsi="Arial" w:cs="Arial"/>
-                <w:b/>
-                <w:bCs/>
-                <w:sz w:val="18"/>
-                <w:szCs w:val="18"/>
+                <w:sz w:val="16"/>
+                <w:szCs w:val="16"/>
+              </w:rPr>
+            </w:pPr>
+            <w:r>
+              <w:rPr>
+                <w:rFonts w:ascii="Arial" w:hAnsi="Arial" w:cs="Arial"/>
+                <w:b/>
+                <w:bCs/>
+                <w:sz w:val="16"/>
+                <w:szCs w:val="16"/>
               </w:rPr>
               <w:t>DESCRIÇÃO DA RECLAMAÇÃO:</w:t>
             </w:r>
@@ -1345,8 +1274,8 @@
                 <w:rFonts w:ascii="Arial" w:hAnsi="Arial" w:cs="Arial"/>
                 <w:b/>
                 <w:bCs/>
-                <w:sz w:val="18"/>
-                <w:szCs w:val="18"/>
+                <w:sz w:val="16"/>
+                <w:szCs w:val="16"/>
               </w:rPr>
             </w:pPr>
           </w:p>
@@ -1371,16 +1300,16 @@
                 <w:rFonts w:ascii="Arial" w:hAnsi="Arial" w:cs="Arial"/>
                 <w:b/>
                 <w:bCs/>
-                <w:sz w:val="18"/>
-                <w:szCs w:val="18"/>
-              </w:rPr>
-            </w:pPr>
-            <w:r>
-              <w:rPr>
-                <w:rFonts w:ascii="Arial" w:hAnsi="Arial" w:cs="Arial"/>
-                <w:b/>
-                <w:sz w:val="18"/>
-                <w:szCs w:val="18"/>
+                <w:sz w:val="16"/>
+                <w:szCs w:val="16"/>
+              </w:rPr>
+            </w:pPr>
+            <w:r>
+              <w:rPr>
+                <w:rFonts w:ascii="Arial" w:hAnsi="Arial" w:cs="Arial"/>
+                <w:b/>
+                <w:sz w:val="16"/>
+                <w:szCs w:val="16"/>
               </w:rPr>
               <w:t>2 – DADOS PARA ORDEM DE SERVIÇO DE ASSISTÊNCIA TÉCNICA</w:t>
             </w:r>
@@ -1405,126 +1334,19 @@
               <w:rPr>
                 <w:rFonts w:ascii="Arial" w:hAnsi="Arial" w:cs="Arial"/>
                 <w:b/>
-                <w:sz w:val="18"/>
-                <w:szCs w:val="18"/>
-              </w:rPr>
-            </w:pPr>
-            <w:r>
-              <w:rPr>
-                <w:rFonts w:ascii="Arial" w:hAnsi="Arial" w:cs="Arial"/>
-                <w:b/>
-                <w:sz w:val="18"/>
-                <w:szCs w:val="18"/>
+                <w:sz w:val="16"/>
+                <w:szCs w:val="16"/>
+              </w:rPr>
+            </w:pPr>
+            <w:r>
+              <w:rPr>
+                <w:rFonts w:ascii="Arial" w:hAnsi="Arial" w:cs="Arial"/>
+                <w:b/>
+                <w:sz w:val="16"/>
+                <w:szCs w:val="16"/>
               </w:rPr>
               <w:t>PREENCHIMENTO APENAS SE A RECAMAÇÃO FOR ACEITA</w:t>
             </w:r>
-          </w:p>
-        </w:tc>
-      </w:tr>
-      <w:tr>
-        <w:trPr>
-          <w:trHeight w:val="394"/>
-        </w:trPr>
-        <w:tc>
-          <w:tcPr>
-            <w:tcW w:w="3964" w:type="dxa"/>
-            <w:gridSpan w:val="4"/>
-            <w:shd w:val="clear" w:color="auto" w:fill="F2F2F2" w:themeFill="background1" w:themeFillShade="F2"/>
-            <w:vAlign w:val="center"/>
-          </w:tcPr>
-          <w:p>
-            <w:pPr>
-              <w:ind w:left="-129"/>
-              <w:jc w:val="center"/>
-              <w:rPr>
-                <w:rFonts w:ascii="Arial" w:hAnsi="Arial" w:cs="Arial"/>
-                <w:b/>
-                <w:bCs/>
-                <w:sz w:val="18"/>
-                <w:szCs w:val="18"/>
-              </w:rPr>
-            </w:pPr>
-            <w:r>
-              <w:rPr>
-                <w:rFonts w:ascii="Arial" w:hAnsi="Arial" w:cs="Arial"/>
-                <w:b/>
-                <w:sz w:val="14"/>
-                <w:szCs w:val="10"/>
-              </w:rPr>
-              <w:t>Número de ordem de produção</w:t>
-            </w:r>
-          </w:p>
-        </w:tc>
-        <w:tc>
-          <w:tcPr>
-            <w:tcW w:w="2808" w:type="dxa"/>
-            <w:gridSpan w:val="5"/>
-            <w:shd w:val="clear" w:color="auto" w:fill="F2F2F2" w:themeFill="background1" w:themeFillShade="F2"/>
-            <w:vAlign w:val="center"/>
-          </w:tcPr>
-          <w:p>
-            <w:pPr>
-              <w:ind w:left="-129"/>
-              <w:jc w:val="center"/>
-              <w:rPr>
-                <w:rFonts w:ascii="Arial" w:hAnsi="Arial" w:cs="Arial"/>
-                <w:b/>
-                <w:bCs/>
-                <w:sz w:val="18"/>
-                <w:szCs w:val="18"/>
-              </w:rPr>
-            </w:pPr>
-          </w:p>
-        </w:tc>
-        <w:tc>
-          <w:tcPr>
-            <w:tcW w:w="2579" w:type="dxa"/>
-            <w:gridSpan w:val="4"/>
-            <w:shd w:val="clear" w:color="auto" w:fill="F2F2F2" w:themeFill="background1" w:themeFillShade="F2"/>
-            <w:vAlign w:val="center"/>
-          </w:tcPr>
-          <w:p>
-            <w:pPr>
-              <w:ind w:left="-129"/>
-              <w:jc w:val="center"/>
-              <w:rPr>
-                <w:rFonts w:ascii="Arial" w:hAnsi="Arial" w:cs="Arial"/>
-                <w:b/>
-                <w:bCs/>
-                <w:sz w:val="18"/>
-                <w:szCs w:val="18"/>
-              </w:rPr>
-            </w:pPr>
-            <w:r>
-              <w:rPr>
-                <w:rFonts w:ascii="Arial" w:hAnsi="Arial" w:cs="Arial"/>
-                <w:b/>
-                <w:sz w:val="14"/>
-                <w:szCs w:val="10"/>
-              </w:rPr>
-              <w:t>Previsão para data de assistência</w:t>
-            </w:r>
-          </w:p>
-        </w:tc>
-        <w:tc>
-          <w:tcPr>
-            <w:tcW w:w="2268" w:type="dxa"/>
-            <w:gridSpan w:val="3"/>
-            <w:shd w:val="clear" w:color="auto" w:fill="F2F2F2" w:themeFill="background1" w:themeFillShade="F2"/>
-            <w:vAlign w:val="center"/>
-          </w:tcPr>
-          <w:p>
-            <w:pPr>
-              <w:ind w:left="-129"/>
-              <w:jc w:val="center"/>
-              <w:rPr>
-                <w:rFonts w:ascii="Arial" w:hAnsi="Arial" w:cs="Arial"/>
-                <w:b/>
-                <w:bCs/>
-                <w:sz w:val="18"/>
-                <w:szCs w:val="18"/>
-              </w:rPr>
-            </w:pPr>
           </w:p>
         </w:tc>
       </w:tr>
@@ -1547,8 +1369,8 @@
                 <w:rFonts w:ascii="Arial" w:hAnsi="Arial" w:cs="Arial"/>
                 <w:b/>
                 <w:bCs/>
-                <w:sz w:val="18"/>
-                <w:szCs w:val="18"/>
+                <w:sz w:val="16"/>
+                <w:szCs w:val="16"/>
               </w:rPr>
             </w:pPr>
             <w:r>
@@ -1577,8 +1399,8 @@
                 <w:rFonts w:ascii="Arial" w:hAnsi="Arial" w:cs="Arial"/>
                 <w:b/>
                 <w:bCs/>
-                <w:sz w:val="18"/>
-                <w:szCs w:val="18"/>
+                <w:sz w:val="16"/>
+                <w:szCs w:val="16"/>
               </w:rPr>
             </w:pPr>
           </w:p>
@@ -1598,8 +1420,8 @@
                 <w:rFonts w:ascii="Arial" w:hAnsi="Arial" w:cs="Arial"/>
                 <w:b/>
                 <w:bCs/>
-                <w:sz w:val="18"/>
-                <w:szCs w:val="18"/>
+                <w:sz w:val="16"/>
+                <w:szCs w:val="16"/>
               </w:rPr>
             </w:pPr>
             <w:r>
@@ -1628,8 +1450,8 @@
                 <w:rFonts w:ascii="Arial" w:hAnsi="Arial" w:cs="Arial"/>
                 <w:b/>
                 <w:bCs/>
-                <w:sz w:val="18"/>
-                <w:szCs w:val="18"/>
+                <w:sz w:val="16"/>
+                <w:szCs w:val="16"/>
               </w:rPr>
             </w:pPr>
           </w:p>
@@ -1654,8 +1476,8 @@
                 <w:rFonts w:ascii="Arial" w:hAnsi="Arial" w:cs="Arial"/>
                 <w:b/>
                 <w:bCs/>
-                <w:sz w:val="18"/>
-                <w:szCs w:val="18"/>
+                <w:sz w:val="16"/>
+                <w:szCs w:val="16"/>
               </w:rPr>
             </w:pPr>
             <w:r>
@@ -1684,8 +1506,8 @@
                 <w:rFonts w:ascii="Arial" w:hAnsi="Arial" w:cs="Arial"/>
                 <w:b/>
                 <w:bCs/>
-                <w:sz w:val="18"/>
-                <w:szCs w:val="18"/>
+                <w:sz w:val="16"/>
+                <w:szCs w:val="16"/>
               </w:rPr>
             </w:pPr>
           </w:p>
@@ -1705,8 +1527,8 @@
                 <w:rFonts w:ascii="Arial" w:hAnsi="Arial" w:cs="Arial"/>
                 <w:b/>
                 <w:bCs/>
-                <w:sz w:val="18"/>
-                <w:szCs w:val="18"/>
+                <w:sz w:val="16"/>
+                <w:szCs w:val="16"/>
               </w:rPr>
             </w:pPr>
             <w:r>
@@ -1735,8 +1557,8 @@
                 <w:rFonts w:ascii="Arial" w:hAnsi="Arial" w:cs="Arial"/>
                 <w:b/>
                 <w:bCs/>
-                <w:sz w:val="18"/>
-                <w:szCs w:val="18"/>
+                <w:sz w:val="16"/>
+                <w:szCs w:val="16"/>
               </w:rPr>
             </w:pPr>
           </w:p>
@@ -1761,16 +1583,16 @@
                 <w:rFonts w:ascii="Arial" w:hAnsi="Arial" w:cs="Arial"/>
                 <w:b/>
                 <w:bCs/>
-                <w:sz w:val="18"/>
-                <w:szCs w:val="18"/>
-              </w:rPr>
-            </w:pPr>
-            <w:r>
-              <w:rPr>
-                <w:rFonts w:ascii="Arial" w:hAnsi="Arial" w:cs="Arial"/>
-                <w:b/>
-                <w:sz w:val="18"/>
-                <w:szCs w:val="18"/>
+                <w:sz w:val="16"/>
+                <w:szCs w:val="16"/>
+              </w:rPr>
+            </w:pPr>
+            <w:r>
+              <w:rPr>
+                <w:rFonts w:ascii="Arial" w:hAnsi="Arial" w:cs="Arial"/>
+                <w:b/>
+                <w:sz w:val="16"/>
+                <w:szCs w:val="16"/>
               </w:rPr>
               <w:t xml:space="preserve">3 </w:t>
             </w:r>
@@ -1778,8 +1600,8 @@
               <w:rPr>
                 <w:rFonts w:ascii="Arial" w:hAnsi="Arial" w:cs="Arial"/>
                 <w:b/>
-                <w:sz w:val="18"/>
-                <w:szCs w:val="18"/>
+                <w:sz w:val="16"/>
+                <w:szCs w:val="16"/>
               </w:rPr>
               <w:t>– ANÁLISE</w:t>
             </w:r>
@@ -1787,8 +1609,8 @@
               <w:rPr>
                 <w:rFonts w:ascii="Arial" w:hAnsi="Arial" w:cs="Arial"/>
                 <w:b/>
-                <w:sz w:val="18"/>
-                <w:szCs w:val="18"/>
+                <w:sz w:val="16"/>
+                <w:szCs w:val="16"/>
               </w:rPr>
               <w:t xml:space="preserve"> DO TÉCNICO</w:t>
             </w:r>
@@ -1814,8 +1636,8 @@
                 <w:rFonts w:ascii="Arial" w:hAnsi="Arial" w:cs="Arial"/>
                 <w:b/>
                 <w:bCs/>
-                <w:sz w:val="18"/>
-                <w:szCs w:val="18"/>
+                <w:sz w:val="16"/>
+                <w:szCs w:val="16"/>
               </w:rPr>
             </w:pPr>
             <w:r>
@@ -1844,8 +1666,8 @@
                 <w:rFonts w:ascii="Arial" w:hAnsi="Arial" w:cs="Arial"/>
                 <w:b/>
                 <w:bCs/>
-                <w:sz w:val="18"/>
-                <w:szCs w:val="18"/>
+                <w:sz w:val="16"/>
+                <w:szCs w:val="16"/>
               </w:rPr>
             </w:pPr>
           </w:p>
@@ -1870,8 +1692,8 @@
                 <w:rFonts w:ascii="Arial" w:hAnsi="Arial" w:cs="Arial"/>
                 <w:b/>
                 <w:bCs/>
-                <w:sz w:val="18"/>
-                <w:szCs w:val="18"/>
+                <w:sz w:val="16"/>
+                <w:szCs w:val="16"/>
               </w:rPr>
             </w:pPr>
             <w:r>
@@ -1900,8 +1722,8 @@
                 <w:rFonts w:ascii="Arial" w:hAnsi="Arial" w:cs="Arial"/>
                 <w:b/>
                 <w:bCs/>
-                <w:sz w:val="18"/>
-                <w:szCs w:val="18"/>
+                <w:sz w:val="16"/>
+                <w:szCs w:val="16"/>
               </w:rPr>
             </w:pPr>
           </w:p>
@@ -1921,8 +1743,8 @@
                 <w:rFonts w:ascii="Arial" w:hAnsi="Arial" w:cs="Arial"/>
                 <w:b/>
                 <w:bCs/>
-                <w:sz w:val="18"/>
-                <w:szCs w:val="18"/>
+                <w:sz w:val="16"/>
+                <w:szCs w:val="16"/>
               </w:rPr>
             </w:pPr>
             <w:r>
@@ -1951,8 +1773,8 @@
                 <w:rFonts w:ascii="Arial" w:hAnsi="Arial" w:cs="Arial"/>
                 <w:b/>
                 <w:bCs/>
-                <w:sz w:val="18"/>
-                <w:szCs w:val="18"/>
+                <w:sz w:val="16"/>
+                <w:szCs w:val="16"/>
               </w:rPr>
             </w:pPr>
           </w:p>
@@ -1978,8 +1800,8 @@
                 <w:b/>
                 <w:bCs/>
                 <w:i/>
-                <w:sz w:val="18"/>
-                <w:szCs w:val="18"/>
+                <w:sz w:val="16"/>
+                <w:szCs w:val="16"/>
               </w:rPr>
             </w:pPr>
             <w:r>
@@ -2009,8 +1831,8 @@
                 <w:b/>
                 <w:bCs/>
                 <w:i/>
-                <w:sz w:val="18"/>
-                <w:szCs w:val="18"/>
+                <w:sz w:val="16"/>
+                <w:szCs w:val="16"/>
               </w:rPr>
             </w:pPr>
           </w:p>
@@ -2031,8 +1853,8 @@
                 <w:b/>
                 <w:bCs/>
                 <w:i/>
-                <w:sz w:val="18"/>
-                <w:szCs w:val="18"/>
+                <w:sz w:val="16"/>
+                <w:szCs w:val="16"/>
               </w:rPr>
             </w:pPr>
             <w:r>
@@ -2062,8 +1884,8 @@
                 <w:b/>
                 <w:bCs/>
                 <w:i/>
-                <w:sz w:val="18"/>
-                <w:szCs w:val="18"/>
+                <w:sz w:val="16"/>
+                <w:szCs w:val="16"/>
               </w:rPr>
             </w:pPr>
           </w:p>
@@ -2089,16 +1911,16 @@
                 <w:b/>
                 <w:bCs/>
                 <w:i/>
-                <w:sz w:val="18"/>
-                <w:szCs w:val="18"/>
-              </w:rPr>
-            </w:pPr>
-            <w:r>
-              <w:rPr>
-                <w:rFonts w:ascii="Arial" w:hAnsi="Arial" w:cs="Arial"/>
-                <w:b/>
-                <w:sz w:val="18"/>
-                <w:szCs w:val="18"/>
+                <w:sz w:val="16"/>
+                <w:szCs w:val="16"/>
+              </w:rPr>
+            </w:pPr>
+            <w:r>
+              <w:rPr>
+                <w:rFonts w:ascii="Arial" w:hAnsi="Arial" w:cs="Arial"/>
+                <w:b/>
+                <w:sz w:val="16"/>
+                <w:szCs w:val="16"/>
               </w:rPr>
               <w:t xml:space="preserve">4 </w:t>
             </w:r>
@@ -2106,8 +1928,8 @@
               <w:rPr>
                 <w:rFonts w:ascii="Arial" w:hAnsi="Arial" w:cs="Arial"/>
                 <w:b/>
-                <w:sz w:val="18"/>
-                <w:szCs w:val="18"/>
+                <w:sz w:val="16"/>
+                <w:szCs w:val="16"/>
               </w:rPr>
               <w:t>– CONFIRMAÇÃO</w:t>
             </w:r>
@@ -2115,8 +1937,8 @@
               <w:rPr>
                 <w:rFonts w:ascii="Arial" w:hAnsi="Arial" w:cs="Arial"/>
                 <w:b/>
-                <w:sz w:val="18"/>
-                <w:szCs w:val="18"/>
+                <w:sz w:val="16"/>
+                <w:szCs w:val="16"/>
               </w:rPr>
               <w:t xml:space="preserve"> DA REALIZAÇÃO DO SERVIÇO</w:t>
             </w:r>
@@ -2163,8 +1985,8 @@
                 <w:b/>
                 <w:bCs/>
                 <w:i/>
-                <w:sz w:val="18"/>
-                <w:szCs w:val="18"/>
+                <w:sz w:val="16"/>
+                <w:szCs w:val="16"/>
               </w:rPr>
             </w:pPr>
           </w:p>
@@ -2205,8 +2027,8 @@
                 <w:b/>
                 <w:bCs/>
                 <w:i/>
-                <w:sz w:val="18"/>
-                <w:szCs w:val="18"/>
+                <w:sz w:val="16"/>
+                <w:szCs w:val="16"/>
               </w:rPr>
             </w:pPr>
           </w:p>
@@ -2262,8 +2084,8 @@
                 <w:b/>
                 <w:bCs/>
                 <w:i/>
-                <w:sz w:val="18"/>
-                <w:szCs w:val="18"/>
+                <w:sz w:val="16"/>
+                <w:szCs w:val="16"/>
               </w:rPr>
             </w:pPr>
             <w:r>
@@ -2324,8 +2146,8 @@
                 <w:b/>
                 <w:bCs/>
                 <w:i/>
-                <w:sz w:val="18"/>
-                <w:szCs w:val="18"/>
+                <w:sz w:val="16"/>
+                <w:szCs w:val="16"/>
               </w:rPr>
             </w:pPr>
             <w:r>
@@ -2342,13 +2164,6 @@
         </w:tc>
       </w:tr>
     </w:tbl>
-    <w:p>
-      <w:pPr>
-        <w:rPr>
-          <w:b/>
-        </w:rPr>
-      </w:pPr>
-    </w:p>
     <w:sectPr>
       <w:headerReference w:type="even" r:id="rId7"/>
       <w:headerReference w:type="default" r:id="rId8"/>
@@ -3215,13 +3030,14 @@
     <w:name w:val="Normal"/>
     <w:qFormat/>
     <w:rPr>
-      <w:sz w:val="24"/>
-      <w:szCs w:val="24"/>
+      <w:sz w:val="16"/>
+      <w:szCs w:val="16"/>
     </w:rPr>
   </w:style>
   <w:style w:type="character" w:default="1" w:styleId="Fontepargpadro">
     <w:name w:val="Default Paragraph Font"/>
     <w:uiPriority w:val="1"/>
+    <w:semiHidden/>
     <w:unhideWhenUsed/>
   </w:style>
   <w:style w:type="table" w:default="1" w:styleId="Tabelanormal">
@@ -3288,8 +3104,8 @@
     <w:uiPriority w:val="99"/>
     <w:rsid w:val="005C784D"/>
     <w:rPr>
-      <w:sz w:val="24"/>
-      <w:szCs w:val="24"/>
+      <w:sz w:val="16"/>
+      <w:szCs w:val="16"/>
     </w:rPr>
   </w:style>
   <w:style w:type="paragraph" w:styleId="Rodap">
@@ -3312,8 +3128,8 @@
     <w:uiPriority w:val="99"/>
     <w:rsid w:val="005C784D"/>
     <w:rPr>
-      <w:sz w:val="24"/>
-      <w:szCs w:val="24"/>
+      <w:sz w:val="16"/>
+      <w:szCs w:val="16"/>
     </w:rPr>
   </w:style>
   <w:style w:type="paragraph" w:styleId="Textodebalo">
@@ -3362,8 +3178,8 @@
     <w:unhideWhenUsed/>
     <w:rsid w:val="00C67204"/>
     <w:rPr>
-      <w:sz w:val="20"/>
-      <w:szCs w:val="20"/>
+      <w:sz w:val="16"/>
+      <w:szCs w:val="16"/>
     </w:rPr>
   </w:style>
   <w:style w:type="character" w:customStyle="1" w:styleId="TextodecomentrioChar">
